--- a/lessons/2-9/downloads/reveal/teacher/2.9-session-1-prerequisite-practice-a.docx
+++ b/lessons/2-9/downloads/reveal/teacher/2.9-session-1-prerequisite-practice-a.docx
@@ -15,10 +15,28 @@
         <w:rPr>
           <w:rFonts w:ascii="Avenir Next" w:hAnsi="Avenir Next" w:cs="Avenir Next" w:eastAsia="Avenir Next"/>
           <w:color w:val="1A1A1A"/>
+          <w:sz w:val="22"/>
+          <w:szCs w:val="20"/>
+        </w:rPr>
+        <w:t xml:space="preserve">Name</w:t>
+      </w:r>
+      <w:r>
+        <w:rPr>
+          <w:rFonts w:ascii="Avenir Next" w:hAnsi="Avenir Next" w:cs="Avenir Next" w:eastAsia="Avenir Next"/>
+          <w:color w:val="1A1A1A"/>
           <w:sz w:val="20"/>
           <w:szCs w:val="20"/>
         </w:rPr>
-        <w:t xml:space="preserve">Name</w:t>
+        <w:tab/>
+      </w:r>
+      <w:r>
+        <w:rPr>
+          <w:rFonts w:ascii="Avenir Next" w:hAnsi="Avenir Next" w:cs="Avenir Next" w:eastAsia="Avenir Next"/>
+          <w:color w:val="1A1A1A"/>
+          <w:sz w:val="22"/>
+          <w:szCs w:val="20"/>
+        </w:rPr>
+        <w:t xml:space="preserve">   Date</w:t>
       </w:r>
       <w:r>
         <w:rPr>
@@ -33,25 +51,7 @@
         <w:rPr>
           <w:rFonts w:ascii="Avenir Next" w:hAnsi="Avenir Next" w:cs="Avenir Next" w:eastAsia="Avenir Next"/>
           <w:color w:val="1A1A1A"/>
-          <w:sz w:val="20"/>
-          <w:szCs w:val="20"/>
-        </w:rPr>
-        <w:t xml:space="preserve">   Date</w:t>
-      </w:r>
-      <w:r>
-        <w:rPr>
-          <w:rFonts w:ascii="Avenir Next" w:hAnsi="Avenir Next" w:cs="Avenir Next" w:eastAsia="Avenir Next"/>
-          <w:color w:val="1A1A1A"/>
-          <w:sz w:val="20"/>
-          <w:szCs w:val="20"/>
-        </w:rPr>
-        <w:tab/>
-      </w:r>
-      <w:r>
-        <w:rPr>
-          <w:rFonts w:ascii="Avenir Next" w:hAnsi="Avenir Next" w:cs="Avenir Next" w:eastAsia="Avenir Next"/>
-          <w:color w:val="1A1A1A"/>
-          <w:sz w:val="20"/>
+          <w:sz w:val="22"/>
           <w:szCs w:val="20"/>
         </w:rPr>
         <w:t xml:space="preserve">   Period</w:t>
@@ -78,7 +78,7 @@
           <w:caps/>
           <w:color w:val="003A70"/>
           <w:spacing w:val="12"/>
-          <w:sz w:val="19"/>
+          <w:sz w:val="22"/>
           <w:szCs w:val="19"/>
         </w:rPr>
         <w:t xml:space="preserve">Lesson 2-9  ·  Session 1  ·  Prerequisite Practice A  ·  Skill 1 of 2</w:t>
@@ -86,6 +86,7 @@
     </w:p>
     <w:p>
       <w:pPr>
+        <w:pStyle w:val="Heading1"/>
         <w:keepNext/>
         <w:spacing w:before="0" w:after="10" w:line="240" w:lineRule="auto"/>
       </w:pPr>
@@ -111,7 +112,7 @@
         <w:rPr>
           <w:rFonts w:ascii="Avenir Next" w:hAnsi="Avenir Next" w:cs="Avenir Next" w:eastAsia="Avenir Next"/>
           <w:color w:val="5A5F66"/>
-          <w:sz w:val="17"/>
+          <w:sz w:val="22"/>
           <w:szCs w:val="17"/>
         </w:rPr>
         <w:t xml:space="preserve">Builds on Grade 5 · 5.NBT.B.7</w:t>
@@ -154,6 +155,7 @@
           </w:tcPr>
           <w:p>
             <w:pPr>
+              <w:pStyle w:val="Heading2"/>
               <w:spacing w:before="0" w:after="0" w:line="252" w:lineRule="auto"/>
             </w:pPr>
             <w:r>
@@ -183,7 +185,7 @@
               <w:rPr>
                 <w:rFonts w:ascii="Avenir Next" w:hAnsi="Avenir Next" w:cs="Avenir Next" w:eastAsia="Avenir Next"/>
                 <w:color w:val="1A1A1A"/>
-                <w:sz w:val="20"/>
+                <w:sz w:val="22"/>
                 <w:szCs w:val="20"/>
               </w:rPr>
               <w:t xml:space="preserve">In Problem 1 the mean is 19, so 13 and 25 are each 6 away. A distance is never negative.</w:t>
@@ -203,6 +205,7 @@
           </w:tcPr>
           <w:p>
             <w:pPr>
+              <w:pStyle w:val="Heading2"/>
               <w:spacing w:before="0" w:after="0" w:line="252" w:lineRule="auto"/>
             </w:pPr>
             <w:r>
@@ -232,7 +235,7 @@
               <w:rPr>
                 <w:rFonts w:ascii="Avenir Next" w:hAnsi="Avenir Next" w:cs="Avenir Next" w:eastAsia="Avenir Next"/>
                 <w:color w:val="1A1A1A"/>
-                <w:sz w:val="20"/>
+                <w:sz w:val="22"/>
                 <w:szCs w:val="20"/>
               </w:rPr>
               <w:t xml:space="preserve">Find how far apart two numbers are by subtracting the smaller from the larger.  </w:t>
@@ -242,7 +245,7 @@
                 <w:rFonts w:ascii="Avenir Next" w:hAnsi="Avenir Next" w:cs="Avenir Next" w:eastAsia="Avenir Next"/>
                 <w:b/>
                 <w:color w:val="1A1A1A"/>
-                <w:sz w:val="20"/>
+                <w:sz w:val="22"/>
                 <w:szCs w:val="20"/>
               </w:rPr>
               <w:t xml:space="preserve">You will use it in Practice Form A, problems 1 and 3.</w:t>
@@ -253,6 +256,7 @@
     </w:tbl>
     <w:p>
       <w:pPr>
+        <w:pStyle w:val="Heading2"/>
         <w:keepNext/>
         <w:pBdr>
           <w:bottom w:val="single" w:sz="8" w:space="3" w:color="003A70"/>
@@ -268,7 +272,7 @@
           <w:b/>
           <w:color w:val="003A70"/>
           <w:spacing w:val="14"/>
-          <w:sz w:val="19"/>
+          <w:sz w:val="22"/>
           <w:szCs w:val="19"/>
         </w:rPr>
         <w:t xml:space="preserve">STEPS TO FOLLOW</w:t>
@@ -287,7 +291,7 @@
           <w:rFonts w:ascii="Avenir Next" w:hAnsi="Avenir Next" w:cs="Avenir Next" w:eastAsia="Avenir Next"/>
           <w:i/>
           <w:color w:val="5A5F66"/>
-          <w:sz w:val="17"/>
+          <w:sz w:val="22"/>
           <w:szCs w:val="17"/>
         </w:rPr>
         <w:t xml:space="preserve">use these same steps on every problem</w:t>
@@ -329,6 +333,7 @@
           </w:tcPr>
           <w:p>
             <w:pPr>
+              <w:pStyle w:val="Heading1"/>
               <w:spacing w:before="0" w:after="0" w:line="240" w:lineRule="auto"/>
               <w:jc w:val="center"/>
             </w:pPr>
@@ -358,7 +363,7 @@
                 <w:rFonts w:ascii="Avenir Next" w:hAnsi="Avenir Next" w:cs="Avenir Next" w:eastAsia="Avenir Next"/>
                 <w:b/>
                 <w:color w:val="1A1A1A"/>
-                <w:sz w:val="21"/>
+                <w:sz w:val="22"/>
                 <w:szCs w:val="21"/>
               </w:rPr>
               <w:t xml:space="preserve">Find</w:t>
@@ -367,7 +372,7 @@
               <w:rPr>
                 <w:rFonts w:ascii="Avenir Next" w:hAnsi="Avenir Next" w:cs="Avenir Next" w:eastAsia="Avenir Next"/>
                 <w:color w:val="1A1A1A"/>
-                <w:sz w:val="21"/>
+                <w:sz w:val="22"/>
                 <w:szCs w:val="21"/>
               </w:rPr>
               <w:t xml:space="preserve"> the larger of the two numbers.</w:t>
@@ -386,6 +391,7 @@
           </w:tcPr>
           <w:p>
             <w:pPr>
+              <w:pStyle w:val="Heading1"/>
               <w:spacing w:before="0" w:after="0" w:line="240" w:lineRule="auto"/>
               <w:jc w:val="center"/>
             </w:pPr>
@@ -415,7 +421,7 @@
                 <w:rFonts w:ascii="Avenir Next" w:hAnsi="Avenir Next" w:cs="Avenir Next" w:eastAsia="Avenir Next"/>
                 <w:b/>
                 <w:color w:val="1A1A1A"/>
-                <w:sz w:val="21"/>
+                <w:sz w:val="22"/>
                 <w:szCs w:val="21"/>
               </w:rPr>
               <w:t xml:space="preserve">Subtract</w:t>
@@ -424,7 +430,7 @@
               <w:rPr>
                 <w:rFonts w:ascii="Avenir Next" w:hAnsi="Avenir Next" w:cs="Avenir Next" w:eastAsia="Avenir Next"/>
                 <w:color w:val="1A1A1A"/>
-                <w:sz w:val="21"/>
+                <w:sz w:val="22"/>
                 <w:szCs w:val="21"/>
               </w:rPr>
               <w:t xml:space="preserve"> the smaller number from the larger.</w:t>
@@ -443,6 +449,7 @@
           </w:tcPr>
           <w:p>
             <w:pPr>
+              <w:pStyle w:val="Heading1"/>
               <w:spacing w:before="0" w:after="0" w:line="240" w:lineRule="auto"/>
               <w:jc w:val="center"/>
             </w:pPr>
@@ -472,7 +479,7 @@
                 <w:rFonts w:ascii="Avenir Next" w:hAnsi="Avenir Next" w:cs="Avenir Next" w:eastAsia="Avenir Next"/>
                 <w:b/>
                 <w:color w:val="1A1A1A"/>
-                <w:sz w:val="21"/>
+                <w:sz w:val="22"/>
                 <w:szCs w:val="21"/>
               </w:rPr>
               <w:t xml:space="preserve">Write</w:t>
@@ -481,7 +488,7 @@
               <w:rPr>
                 <w:rFonts w:ascii="Avenir Next" w:hAnsi="Avenir Next" w:cs="Avenir Next" w:eastAsia="Avenir Next"/>
                 <w:color w:val="1A1A1A"/>
-                <w:sz w:val="21"/>
+                <w:sz w:val="22"/>
                 <w:szCs w:val="21"/>
               </w:rPr>
               <w:t xml:space="preserve"> the distance. It is never negative.</w:t>
@@ -492,6 +499,7 @@
     </w:tbl>
     <w:p>
       <w:pPr>
+        <w:pStyle w:val="Heading2"/>
         <w:keepNext/>
         <w:pBdr>
           <w:bottom w:val="single" w:sz="8" w:space="3" w:color="003A70"/>
@@ -507,7 +515,7 @@
           <w:b/>
           <w:color w:val="003A70"/>
           <w:spacing w:val="14"/>
-          <w:sz w:val="19"/>
+          <w:sz w:val="22"/>
           <w:szCs w:val="19"/>
         </w:rPr>
         <w:t xml:space="preserve">WATCH ME</w:t>
@@ -526,7 +534,7 @@
           <w:rFonts w:ascii="Avenir Next" w:hAnsi="Avenir Next" w:cs="Avenir Next" w:eastAsia="Avenir Next"/>
           <w:i/>
           <w:color w:val="5A5F66"/>
-          <w:sz w:val="17"/>
+          <w:sz w:val="22"/>
           <w:szCs w:val="17"/>
         </w:rPr>
         <w:t xml:space="preserve">the steps in action</w:t>
@@ -541,7 +549,7 @@
           <w:rFonts w:ascii="Avenir Next" w:hAnsi="Avenir Next" w:cs="Avenir Next" w:eastAsia="Avenir Next"/>
           <w:b/>
           <w:color w:val="1A1A1A"/>
-          <w:sz w:val="21"/>
+          <w:sz w:val="22"/>
           <w:szCs w:val="21"/>
         </w:rPr>
         <w:t xml:space="preserve">How far is 13 from 19?</w:t>
@@ -560,25 +568,25 @@
           <w:rFonts w:ascii="Avenir Next" w:hAnsi="Avenir Next" w:cs="Avenir Next" w:eastAsia="Avenir Next"/>
           <w:b/>
           <w:color w:val="003A70"/>
+          <w:sz w:val="22"/>
+          <w:szCs w:val="19"/>
+        </w:rPr>
+        <w:t xml:space="preserve">Step 1</w:t>
+      </w:r>
+      <w:r>
+        <w:rPr>
+          <w:rFonts w:ascii="Avenir Next" w:hAnsi="Avenir Next" w:cs="Avenir Next" w:eastAsia="Avenir Next"/>
+          <w:color w:val="1A1A1A"/>
           <w:sz w:val="19"/>
           <w:szCs w:val="19"/>
         </w:rPr>
-        <w:t xml:space="preserve">Step 1</w:t>
-      </w:r>
-      <w:r>
-        <w:rPr>
-          <w:rFonts w:ascii="Avenir Next" w:hAnsi="Avenir Next" w:cs="Avenir Next" w:eastAsia="Avenir Next"/>
-          <w:color w:val="1A1A1A"/>
-          <w:sz w:val="19"/>
-          <w:szCs w:val="19"/>
-        </w:rPr>
         <w:tab/>
       </w:r>
       <w:r>
         <w:rPr>
           <w:rFonts w:ascii="Avenir Next" w:hAnsi="Avenir Next" w:cs="Avenir Next" w:eastAsia="Avenir Next"/>
           <w:color w:val="1A1A1A"/>
-          <w:sz w:val="21"/>
+          <w:sz w:val="22"/>
           <w:szCs w:val="21"/>
         </w:rPr>
         <w:t xml:space="preserve">19 is larger.</w:t>
@@ -597,25 +605,25 @@
           <w:rFonts w:ascii="Avenir Next" w:hAnsi="Avenir Next" w:cs="Avenir Next" w:eastAsia="Avenir Next"/>
           <w:b/>
           <w:color w:val="003A70"/>
+          <w:sz w:val="22"/>
+          <w:szCs w:val="19"/>
+        </w:rPr>
+        <w:t xml:space="preserve">Step 2</w:t>
+      </w:r>
+      <w:r>
+        <w:rPr>
+          <w:rFonts w:ascii="Avenir Next" w:hAnsi="Avenir Next" w:cs="Avenir Next" w:eastAsia="Avenir Next"/>
+          <w:color w:val="1A1A1A"/>
           <w:sz w:val="19"/>
           <w:szCs w:val="19"/>
         </w:rPr>
-        <w:t xml:space="preserve">Step 2</w:t>
-      </w:r>
-      <w:r>
-        <w:rPr>
-          <w:rFonts w:ascii="Avenir Next" w:hAnsi="Avenir Next" w:cs="Avenir Next" w:eastAsia="Avenir Next"/>
-          <w:color w:val="1A1A1A"/>
-          <w:sz w:val="19"/>
-          <w:szCs w:val="19"/>
-        </w:rPr>
         <w:tab/>
       </w:r>
       <w:r>
         <w:rPr>
           <w:rFonts w:ascii="Avenir Next" w:hAnsi="Avenir Next" w:cs="Avenir Next" w:eastAsia="Avenir Next"/>
           <w:color w:val="1A1A1A"/>
-          <w:sz w:val="21"/>
+          <w:sz w:val="22"/>
           <w:szCs w:val="21"/>
         </w:rPr>
         <w:t xml:space="preserve">19 − 13 = 6.</w:t>
@@ -634,25 +642,25 @@
           <w:rFonts w:ascii="Avenir Next" w:hAnsi="Avenir Next" w:cs="Avenir Next" w:eastAsia="Avenir Next"/>
           <w:b/>
           <w:color w:val="003A70"/>
+          <w:sz w:val="22"/>
+          <w:szCs w:val="19"/>
+        </w:rPr>
+        <w:t xml:space="preserve">Step 3</w:t>
+      </w:r>
+      <w:r>
+        <w:rPr>
+          <w:rFonts w:ascii="Avenir Next" w:hAnsi="Avenir Next" w:cs="Avenir Next" w:eastAsia="Avenir Next"/>
+          <w:color w:val="1A1A1A"/>
           <w:sz w:val="19"/>
           <w:szCs w:val="19"/>
         </w:rPr>
-        <w:t xml:space="preserve">Step 3</w:t>
-      </w:r>
-      <w:r>
-        <w:rPr>
-          <w:rFonts w:ascii="Avenir Next" w:hAnsi="Avenir Next" w:cs="Avenir Next" w:eastAsia="Avenir Next"/>
-          <w:color w:val="1A1A1A"/>
-          <w:sz w:val="19"/>
-          <w:szCs w:val="19"/>
-        </w:rPr>
         <w:tab/>
       </w:r>
       <w:r>
         <w:rPr>
           <w:rFonts w:ascii="Avenir Next" w:hAnsi="Avenir Next" w:cs="Avenir Next" w:eastAsia="Avenir Next"/>
           <w:color w:val="1A1A1A"/>
-          <w:sz w:val="21"/>
+          <w:sz w:val="22"/>
           <w:szCs w:val="21"/>
         </w:rPr>
         <w:t xml:space="preserve">The distance is 6, not −6.</w:t>
@@ -671,18 +679,18 @@
           <w:rFonts w:ascii="Avenir Next" w:hAnsi="Avenir Next" w:cs="Avenir Next" w:eastAsia="Avenir Next"/>
           <w:b/>
           <w:color w:val="1A1A1A"/>
+          <w:sz w:val="22"/>
+          <w:szCs w:val="21"/>
+        </w:rPr>
+        <w:t xml:space="preserve">Answer</w:t>
+      </w:r>
+      <w:r>
+        <w:rPr>
+          <w:rFonts w:ascii="Avenir Next" w:hAnsi="Avenir Next" w:cs="Avenir Next" w:eastAsia="Avenir Next"/>
+          <w:color w:val="1A1A1A"/>
           <w:sz w:val="21"/>
           <w:szCs w:val="21"/>
         </w:rPr>
-        <w:t xml:space="preserve">Answer</w:t>
-      </w:r>
-      <w:r>
-        <w:rPr>
-          <w:rFonts w:ascii="Avenir Next" w:hAnsi="Avenir Next" w:cs="Avenir Next" w:eastAsia="Avenir Next"/>
-          <w:color w:val="1A1A1A"/>
-          <w:sz w:val="21"/>
-          <w:szCs w:val="21"/>
-        </w:rPr>
         <w:tab/>
       </w:r>
       <w:r>
@@ -690,7 +698,7 @@
           <w:rFonts w:ascii="Avenir Next" w:hAnsi="Avenir Next" w:cs="Avenir Next" w:eastAsia="Avenir Next"/>
           <w:b/>
           <w:color w:val="1A1A1A"/>
-          <w:sz w:val="21"/>
+          <w:sz w:val="22"/>
           <w:szCs w:val="21"/>
         </w:rPr>
         <w:t xml:space="preserve">6</w:t>
@@ -698,6 +706,7 @@
     </w:p>
     <w:p>
       <w:pPr>
+        <w:pStyle w:val="Heading2"/>
         <w:keepNext/>
         <w:pBdr>
           <w:bottom w:val="single" w:sz="8" w:space="3" w:color="003A70"/>
@@ -713,7 +722,7 @@
           <w:b/>
           <w:color w:val="003A70"/>
           <w:spacing w:val="14"/>
-          <w:sz w:val="19"/>
+          <w:sz w:val="22"/>
           <w:szCs w:val="19"/>
         </w:rPr>
         <w:t xml:space="preserve">TRY IT WITH HELP</w:t>
@@ -732,7 +741,7 @@
           <w:rFonts w:ascii="Avenir Next" w:hAnsi="Avenir Next" w:cs="Avenir Next" w:eastAsia="Avenir Next"/>
           <w:i/>
           <w:color w:val="5A5F66"/>
-          <w:sz w:val="17"/>
+          <w:sz w:val="22"/>
           <w:szCs w:val="17"/>
         </w:rPr>
         <w:t xml:space="preserve">fill in each step</w:t>
@@ -790,18 +799,18 @@
           <w:rFonts w:ascii="Avenir Next" w:hAnsi="Avenir Next" w:cs="Avenir Next" w:eastAsia="Avenir Next"/>
           <w:b/>
           <w:color w:val="003A70"/>
+          <w:sz w:val="22"/>
+          <w:szCs w:val="18"/>
+        </w:rPr>
+        <w:t xml:space="preserve">Step 1</w:t>
+      </w:r>
+      <w:r>
+        <w:rPr>
+          <w:rFonts w:ascii="Avenir Next" w:hAnsi="Avenir Next" w:cs="Avenir Next" w:eastAsia="Avenir Next"/>
+          <w:color w:val="1A1A1A"/>
           <w:sz w:val="18"/>
           <w:szCs w:val="18"/>
         </w:rPr>
-        <w:t xml:space="preserve">Step 1</w:t>
-      </w:r>
-      <w:r>
-        <w:rPr>
-          <w:rFonts w:ascii="Avenir Next" w:hAnsi="Avenir Next" w:cs="Avenir Next" w:eastAsia="Avenir Next"/>
-          <w:color w:val="1A1A1A"/>
-          <w:sz w:val="18"/>
-          <w:szCs w:val="18"/>
-        </w:rPr>
         <w:tab/>
       </w:r>
       <w:r>
@@ -818,7 +827,7 @@
         <w:rPr>
           <w:rFonts w:ascii="Avenir Next" w:hAnsi="Avenir Next" w:cs="Avenir Next" w:eastAsia="Avenir Next"/>
           <w:color w:val="1A1A1A"/>
-          <w:sz w:val="21"/>
+          <w:sz w:val="22"/>
           <w:szCs w:val="21"/>
         </w:rPr>
         <w:t xml:space="preserve"> is larger.</w:t>
@@ -838,25 +847,25 @@
           <w:rFonts w:ascii="Avenir Next" w:hAnsi="Avenir Next" w:cs="Avenir Next" w:eastAsia="Avenir Next"/>
           <w:b/>
           <w:color w:val="003A70"/>
+          <w:sz w:val="22"/>
+          <w:szCs w:val="18"/>
+        </w:rPr>
+        <w:t xml:space="preserve">Step 2</w:t>
+      </w:r>
+      <w:r>
+        <w:rPr>
+          <w:rFonts w:ascii="Avenir Next" w:hAnsi="Avenir Next" w:cs="Avenir Next" w:eastAsia="Avenir Next"/>
+          <w:color w:val="1A1A1A"/>
           <w:sz w:val="18"/>
           <w:szCs w:val="18"/>
         </w:rPr>
-        <w:t xml:space="preserve">Step 2</w:t>
-      </w:r>
-      <w:r>
-        <w:rPr>
-          <w:rFonts w:ascii="Avenir Next" w:hAnsi="Avenir Next" w:cs="Avenir Next" w:eastAsia="Avenir Next"/>
-          <w:color w:val="1A1A1A"/>
-          <w:sz w:val="18"/>
-          <w:szCs w:val="18"/>
-        </w:rPr>
         <w:tab/>
       </w:r>
       <w:r>
         <w:rPr>
           <w:rFonts w:ascii="Avenir Next" w:hAnsi="Avenir Next" w:cs="Avenir Next" w:eastAsia="Avenir Next"/>
           <w:color w:val="1A1A1A"/>
-          <w:sz w:val="21"/>
+          <w:sz w:val="22"/>
           <w:szCs w:val="21"/>
         </w:rPr>
         <w:t xml:space="preserve">25 − 19 = </w:t>
@@ -886,35 +895,35 @@
           <w:rFonts w:ascii="Avenir Next" w:hAnsi="Avenir Next" w:cs="Avenir Next" w:eastAsia="Avenir Next"/>
           <w:b/>
           <w:color w:val="003A70"/>
+          <w:sz w:val="22"/>
+          <w:szCs w:val="18"/>
+        </w:rPr>
+        <w:t xml:space="preserve">Step 3</w:t>
+      </w:r>
+      <w:r>
+        <w:rPr>
+          <w:rFonts w:ascii="Avenir Next" w:hAnsi="Avenir Next" w:cs="Avenir Next" w:eastAsia="Avenir Next"/>
+          <w:color w:val="1A1A1A"/>
           <w:sz w:val="18"/>
           <w:szCs w:val="18"/>
         </w:rPr>
-        <w:t xml:space="preserve">Step 3</w:t>
-      </w:r>
-      <w:r>
-        <w:rPr>
-          <w:rFonts w:ascii="Avenir Next" w:hAnsi="Avenir Next" w:cs="Avenir Next" w:eastAsia="Avenir Next"/>
-          <w:color w:val="1A1A1A"/>
-          <w:sz w:val="18"/>
-          <w:szCs w:val="18"/>
-        </w:rPr>
         <w:tab/>
       </w:r>
       <w:r>
         <w:rPr>
           <w:rFonts w:ascii="Avenir Next" w:hAnsi="Avenir Next" w:cs="Avenir Next" w:eastAsia="Avenir Next"/>
           <w:color w:val="1A1A1A"/>
+          <w:sz w:val="22"/>
+          <w:szCs w:val="21"/>
+        </w:rPr>
+        <w:t xml:space="preserve">The distance is </w:t>
+      </w:r>
+      <w:r>
+        <w:rPr>
+          <w:rFonts w:ascii="Avenir Next" w:hAnsi="Avenir Next" w:cs="Avenir Next" w:eastAsia="Avenir Next"/>
+          <w:color w:val="1A1A1A"/>
           <w:sz w:val="21"/>
           <w:szCs w:val="21"/>
-        </w:rPr>
-        <w:t xml:space="preserve">The distance is </w:t>
-      </w:r>
-      <w:r>
-        <w:rPr>
-          <w:rFonts w:ascii="Avenir Next" w:hAnsi="Avenir Next" w:cs="Avenir Next" w:eastAsia="Avenir Next"/>
-          <w:color w:val="1A1A1A"/>
-          <w:sz w:val="21"/>
-          <w:szCs w:val="21"/>
           <w:u w:val="single"/>
         </w:rPr>
         <w:t xml:space="preserve">                </w:t>
@@ -923,7 +932,7 @@
         <w:rPr>
           <w:rFonts w:ascii="Avenir Next" w:hAnsi="Avenir Next" w:cs="Avenir Next" w:eastAsia="Avenir Next"/>
           <w:color w:val="1A1A1A"/>
-          <w:sz w:val="21"/>
+          <w:sz w:val="22"/>
           <w:szCs w:val="21"/>
         </w:rPr>
         <w:t xml:space="preserve">.</w:t>
@@ -986,18 +995,18 @@
           <w:rFonts w:ascii="Avenir Next" w:hAnsi="Avenir Next" w:cs="Avenir Next" w:eastAsia="Avenir Next"/>
           <w:b/>
           <w:color w:val="003A70"/>
+          <w:sz w:val="22"/>
+          <w:szCs w:val="18"/>
+        </w:rPr>
+        <w:t xml:space="preserve">Step 1</w:t>
+      </w:r>
+      <w:r>
+        <w:rPr>
+          <w:rFonts w:ascii="Avenir Next" w:hAnsi="Avenir Next" w:cs="Avenir Next" w:eastAsia="Avenir Next"/>
+          <w:color w:val="1A1A1A"/>
           <w:sz w:val="18"/>
           <w:szCs w:val="18"/>
         </w:rPr>
-        <w:t xml:space="preserve">Step 1</w:t>
-      </w:r>
-      <w:r>
-        <w:rPr>
-          <w:rFonts w:ascii="Avenir Next" w:hAnsi="Avenir Next" w:cs="Avenir Next" w:eastAsia="Avenir Next"/>
-          <w:color w:val="1A1A1A"/>
-          <w:sz w:val="18"/>
-          <w:szCs w:val="18"/>
-        </w:rPr>
         <w:tab/>
       </w:r>
       <w:r>
@@ -1014,7 +1023,7 @@
         <w:rPr>
           <w:rFonts w:ascii="Avenir Next" w:hAnsi="Avenir Next" w:cs="Avenir Next" w:eastAsia="Avenir Next"/>
           <w:color w:val="1A1A1A"/>
-          <w:sz w:val="21"/>
+          <w:sz w:val="22"/>
           <w:szCs w:val="21"/>
         </w:rPr>
         <w:t xml:space="preserve"> is larger.</w:t>
@@ -1034,25 +1043,25 @@
           <w:rFonts w:ascii="Avenir Next" w:hAnsi="Avenir Next" w:cs="Avenir Next" w:eastAsia="Avenir Next"/>
           <w:b/>
           <w:color w:val="003A70"/>
+          <w:sz w:val="22"/>
+          <w:szCs w:val="18"/>
+        </w:rPr>
+        <w:t xml:space="preserve">Step 2</w:t>
+      </w:r>
+      <w:r>
+        <w:rPr>
+          <w:rFonts w:ascii="Avenir Next" w:hAnsi="Avenir Next" w:cs="Avenir Next" w:eastAsia="Avenir Next"/>
+          <w:color w:val="1A1A1A"/>
           <w:sz w:val="18"/>
           <w:szCs w:val="18"/>
         </w:rPr>
-        <w:t xml:space="preserve">Step 2</w:t>
-      </w:r>
-      <w:r>
-        <w:rPr>
-          <w:rFonts w:ascii="Avenir Next" w:hAnsi="Avenir Next" w:cs="Avenir Next" w:eastAsia="Avenir Next"/>
-          <w:color w:val="1A1A1A"/>
-          <w:sz w:val="18"/>
-          <w:szCs w:val="18"/>
-        </w:rPr>
         <w:tab/>
       </w:r>
       <w:r>
         <w:rPr>
           <w:rFonts w:ascii="Avenir Next" w:hAnsi="Avenir Next" w:cs="Avenir Next" w:eastAsia="Avenir Next"/>
           <w:color w:val="1A1A1A"/>
-          <w:sz w:val="21"/>
+          <w:sz w:val="22"/>
           <w:szCs w:val="21"/>
         </w:rPr>
         <w:t xml:space="preserve">58 − 53 = </w:t>
@@ -1082,35 +1091,35 @@
           <w:rFonts w:ascii="Avenir Next" w:hAnsi="Avenir Next" w:cs="Avenir Next" w:eastAsia="Avenir Next"/>
           <w:b/>
           <w:color w:val="003A70"/>
+          <w:sz w:val="22"/>
+          <w:szCs w:val="18"/>
+        </w:rPr>
+        <w:t xml:space="preserve">Step 3</w:t>
+      </w:r>
+      <w:r>
+        <w:rPr>
+          <w:rFonts w:ascii="Avenir Next" w:hAnsi="Avenir Next" w:cs="Avenir Next" w:eastAsia="Avenir Next"/>
+          <w:color w:val="1A1A1A"/>
           <w:sz w:val="18"/>
           <w:szCs w:val="18"/>
         </w:rPr>
-        <w:t xml:space="preserve">Step 3</w:t>
-      </w:r>
-      <w:r>
-        <w:rPr>
-          <w:rFonts w:ascii="Avenir Next" w:hAnsi="Avenir Next" w:cs="Avenir Next" w:eastAsia="Avenir Next"/>
-          <w:color w:val="1A1A1A"/>
-          <w:sz w:val="18"/>
-          <w:szCs w:val="18"/>
-        </w:rPr>
         <w:tab/>
       </w:r>
       <w:r>
         <w:rPr>
           <w:rFonts w:ascii="Avenir Next" w:hAnsi="Avenir Next" w:cs="Avenir Next" w:eastAsia="Avenir Next"/>
           <w:color w:val="1A1A1A"/>
+          <w:sz w:val="22"/>
+          <w:szCs w:val="21"/>
+        </w:rPr>
+        <w:t xml:space="preserve">The distance is </w:t>
+      </w:r>
+      <w:r>
+        <w:rPr>
+          <w:rFonts w:ascii="Avenir Next" w:hAnsi="Avenir Next" w:cs="Avenir Next" w:eastAsia="Avenir Next"/>
+          <w:color w:val="1A1A1A"/>
           <w:sz w:val="21"/>
           <w:szCs w:val="21"/>
-        </w:rPr>
-        <w:t xml:space="preserve">The distance is </w:t>
-      </w:r>
-      <w:r>
-        <w:rPr>
-          <w:rFonts w:ascii="Avenir Next" w:hAnsi="Avenir Next" w:cs="Avenir Next" w:eastAsia="Avenir Next"/>
-          <w:color w:val="1A1A1A"/>
-          <w:sz w:val="21"/>
-          <w:szCs w:val="21"/>
           <w:u w:val="single"/>
         </w:rPr>
         <w:t xml:space="preserve">                </w:t>
@@ -1119,7 +1128,7 @@
         <w:rPr>
           <w:rFonts w:ascii="Avenir Next" w:hAnsi="Avenir Next" w:cs="Avenir Next" w:eastAsia="Avenir Next"/>
           <w:color w:val="1A1A1A"/>
-          <w:sz w:val="21"/>
+          <w:sz w:val="22"/>
           <w:szCs w:val="21"/>
         </w:rPr>
         <w:t xml:space="preserve">.</w:t>
@@ -1132,6 +1141,7 @@
     </w:p>
     <w:p>
       <w:pPr>
+        <w:pStyle w:val="Heading2"/>
         <w:keepNext/>
         <w:pBdr>
           <w:bottom w:val="single" w:sz="8" w:space="3" w:color="003A70"/>
@@ -1147,7 +1157,7 @@
           <w:b/>
           <w:color w:val="003A70"/>
           <w:spacing w:val="14"/>
-          <w:sz w:val="19"/>
+          <w:sz w:val="22"/>
           <w:szCs w:val="19"/>
         </w:rPr>
         <w:t xml:space="preserve">YOUR TURN</w:t>
@@ -1166,7 +1176,7 @@
           <w:rFonts w:ascii="Avenir Next" w:hAnsi="Avenir Next" w:cs="Avenir Next" w:eastAsia="Avenir Next"/>
           <w:i/>
           <w:color w:val="5A5F66"/>
-          <w:sz w:val="17"/>
+          <w:sz w:val="22"/>
           <w:szCs w:val="17"/>
         </w:rPr>
         <w:t xml:space="preserve">use the steps on your own</w:t>
@@ -1338,7 +1348,7 @@
                       <w:szCs w:val="22"/>
                       <w:u w:val="single"/>
                     </w:rPr>
-                    <w:t xml:space="preserve">        </w:t>
+                    <w:t xml:space="preserve">            </w:t>
                   </w:r>
                 </w:p>
               </w:tc>
@@ -1400,7 +1410,7 @@
                       <w:szCs w:val="22"/>
                       <w:u w:val="single"/>
                     </w:rPr>
-                    <w:t xml:space="preserve">        </w:t>
+                    <w:t xml:space="preserve">            </w:t>
                   </w:r>
                 </w:p>
               </w:tc>
@@ -1462,7 +1472,7 @@
                       <w:szCs w:val="22"/>
                       <w:u w:val="single"/>
                     </w:rPr>
-                    <w:t xml:space="preserve">        </w:t>
+                    <w:t xml:space="preserve">            </w:t>
                   </w:r>
                 </w:p>
               </w:tc>
@@ -1530,7 +1540,7 @@
                       <w:szCs w:val="22"/>
                       <w:u w:val="single"/>
                     </w:rPr>
-                    <w:t xml:space="preserve">        </w:t>
+                    <w:t xml:space="preserve">            </w:t>
                   </w:r>
                 </w:p>
               </w:tc>
@@ -1592,7 +1602,7 @@
                       <w:szCs w:val="22"/>
                       <w:u w:val="single"/>
                     </w:rPr>
-                    <w:t xml:space="preserve">        </w:t>
+                    <w:t xml:space="preserve">            </w:t>
                   </w:r>
                 </w:p>
               </w:tc>
@@ -1654,7 +1664,7 @@
                       <w:szCs w:val="22"/>
                       <w:u w:val="single"/>
                     </w:rPr>
-                    <w:t xml:space="preserve">        </w:t>
+                    <w:t xml:space="preserve">            </w:t>
                   </w:r>
                 </w:p>
               </w:tc>
@@ -1677,7 +1687,7 @@
       <w:pPr>
         <w:pageBreakBefore/>
         <w:keepNext/>
-        <w:spacing w:before="0" w:after="12" w:line="264" w:lineRule="auto"/>
+        <w:spacing w:before="0" w:after="12" w:line="252" w:lineRule="auto"/>
       </w:pPr>
       <w:r>
         <w:rPr>
@@ -1686,7 +1696,7 @@
           <w:caps/>
           <w:color w:val="003A70"/>
           <w:spacing w:val="12"/>
-          <w:sz w:val="19"/>
+          <w:sz w:val="22"/>
           <w:szCs w:val="19"/>
         </w:rPr>
         <w:t xml:space="preserve">Lesson 2-9  ·  Session 1  ·  Prerequisite Practice A  ·  Skill 2 of 2</w:t>
@@ -1694,6 +1704,7 @@
     </w:p>
     <w:p>
       <w:pPr>
+        <w:pStyle w:val="Heading1"/>
         <w:keepNext/>
         <w:spacing w:before="0" w:after="10" w:line="240" w:lineRule="auto"/>
       </w:pPr>
@@ -1713,13 +1724,13 @@
         <w:pBdr>
           <w:bottom w:val="single" w:sz="4" w:space="5" w:color="C9CDD2"/>
         </w:pBdr>
-        <w:spacing w:before="0" w:after="60" w:line="264" w:lineRule="auto"/>
+        <w:spacing w:before="0" w:after="60" w:line="252" w:lineRule="auto"/>
       </w:pPr>
       <w:r>
         <w:rPr>
           <w:rFonts w:ascii="Avenir Next" w:hAnsi="Avenir Next" w:cs="Avenir Next" w:eastAsia="Avenir Next"/>
           <w:color w:val="5A5F66"/>
-          <w:sz w:val="17"/>
+          <w:sz w:val="22"/>
           <w:szCs w:val="17"/>
         </w:rPr>
         <w:t xml:space="preserve">Builds on Grade 5 · 5.NBT.B.7</w:t>
@@ -1762,7 +1773,8 @@
           </w:tcPr>
           <w:p>
             <w:pPr>
-              <w:spacing w:before="0" w:after="0" w:line="252" w:lineRule="auto"/>
+              <w:pStyle w:val="Heading2"/>
+              <w:spacing w:before="0" w:after="0" w:line="246" w:lineRule="auto"/>
             </w:pPr>
             <w:r>
               <w:rPr>
@@ -1785,13 +1797,13 @@
           </w:tcPr>
           <w:p>
             <w:pPr>
-              <w:spacing w:before="0" w:after="0" w:line="264" w:lineRule="auto"/>
+              <w:spacing w:before="0" w:after="0" w:line="252" w:lineRule="auto"/>
             </w:pPr>
             <w:r>
               <w:rPr>
                 <w:rFonts w:ascii="Avenir Next" w:hAnsi="Avenir Next" w:cs="Avenir Next" w:eastAsia="Avenir Next"/>
                 <w:color w:val="1A1A1A"/>
-                <w:sz w:val="20"/>
+                <w:sz w:val="22"/>
                 <w:szCs w:val="20"/>
               </w:rPr>
               <w:t xml:space="preserve">In Problem 6 you add the distances 8 + 2 + 0 + 2 + 8 = 20 before you divide by 5.</w:t>
@@ -1811,7 +1823,8 @@
           </w:tcPr>
           <w:p>
             <w:pPr>
-              <w:spacing w:before="0" w:after="0" w:line="252" w:lineRule="auto"/>
+              <w:pStyle w:val="Heading2"/>
+              <w:spacing w:before="0" w:after="0" w:line="246" w:lineRule="auto"/>
             </w:pPr>
             <w:r>
               <w:rPr>
@@ -1834,13 +1847,13 @@
           </w:tcPr>
           <w:p>
             <w:pPr>
-              <w:spacing w:before="0" w:after="0" w:line="264" w:lineRule="auto"/>
+              <w:spacing w:before="0" w:after="0" w:line="252" w:lineRule="auto"/>
             </w:pPr>
             <w:r>
               <w:rPr>
                 <w:rFonts w:ascii="Avenir Next" w:hAnsi="Avenir Next" w:cs="Avenir Next" w:eastAsia="Avenir Next"/>
                 <w:color w:val="1A1A1A"/>
-                <w:sz w:val="20"/>
+                <w:sz w:val="22"/>
                 <w:szCs w:val="20"/>
               </w:rPr>
               <w:t xml:space="preserve">Add a list of small numbers, including zeros.  </w:t>
@@ -1850,7 +1863,7 @@
                 <w:rFonts w:ascii="Avenir Next" w:hAnsi="Avenir Next" w:cs="Avenir Next" w:eastAsia="Avenir Next"/>
                 <w:b/>
                 <w:color w:val="1A1A1A"/>
-                <w:sz w:val="20"/>
+                <w:sz w:val="22"/>
                 <w:szCs w:val="20"/>
               </w:rPr>
               <w:t xml:space="preserve">You will use it in Practice Form A, problems 1 and 6.</w:t>
@@ -1861,6 +1874,7 @@
     </w:tbl>
     <w:p>
       <w:pPr>
+        <w:pStyle w:val="Heading2"/>
         <w:keepNext/>
         <w:pBdr>
           <w:bottom w:val="single" w:sz="8" w:space="3" w:color="003A70"/>
@@ -1876,7 +1890,7 @@
           <w:b/>
           <w:color w:val="003A70"/>
           <w:spacing w:val="14"/>
-          <w:sz w:val="19"/>
+          <w:sz w:val="22"/>
           <w:szCs w:val="19"/>
         </w:rPr>
         <w:t xml:space="preserve">STEPS TO FOLLOW</w:t>
@@ -1895,7 +1909,7 @@
           <w:rFonts w:ascii="Avenir Next" w:hAnsi="Avenir Next" w:cs="Avenir Next" w:eastAsia="Avenir Next"/>
           <w:i/>
           <w:color w:val="5A5F66"/>
-          <w:sz w:val="17"/>
+          <w:sz w:val="22"/>
           <w:szCs w:val="17"/>
         </w:rPr>
         <w:t xml:space="preserve">use these same steps on every problem</w:t>
@@ -1937,6 +1951,7 @@
           </w:tcPr>
           <w:p>
             <w:pPr>
+              <w:pStyle w:val="Heading1"/>
               <w:spacing w:before="0" w:after="0" w:line="240" w:lineRule="auto"/>
               <w:jc w:val="center"/>
             </w:pPr>
@@ -1959,14 +1974,14 @@
           </w:tcPr>
           <w:p>
             <w:pPr>
-              <w:spacing w:before="0" w:after="0" w:line="264" w:lineRule="auto"/>
+              <w:spacing w:before="0" w:after="0" w:line="252" w:lineRule="auto"/>
             </w:pPr>
             <w:r>
               <w:rPr>
                 <w:rFonts w:ascii="Avenir Next" w:hAnsi="Avenir Next" w:cs="Avenir Next" w:eastAsia="Avenir Next"/>
                 <w:b/>
                 <w:color w:val="1A1A1A"/>
-                <w:sz w:val="21"/>
+                <w:sz w:val="22"/>
                 <w:szCs w:val="21"/>
               </w:rPr>
               <w:t xml:space="preserve">Look</w:t>
@@ -1975,7 +1990,7 @@
               <w:rPr>
                 <w:rFonts w:ascii="Avenir Next" w:hAnsi="Avenir Next" w:cs="Avenir Next" w:eastAsia="Avenir Next"/>
                 <w:color w:val="1A1A1A"/>
-                <w:sz w:val="21"/>
+                <w:sz w:val="22"/>
                 <w:szCs w:val="21"/>
               </w:rPr>
               <w:t xml:space="preserve"> for pairs that make easy sums.</w:t>
@@ -1994,6 +2009,7 @@
           </w:tcPr>
           <w:p>
             <w:pPr>
+              <w:pStyle w:val="Heading1"/>
               <w:spacing w:before="0" w:after="0" w:line="240" w:lineRule="auto"/>
               <w:jc w:val="center"/>
             </w:pPr>
@@ -2016,14 +2032,14 @@
           </w:tcPr>
           <w:p>
             <w:pPr>
-              <w:spacing w:before="0" w:after="0" w:line="264" w:lineRule="auto"/>
+              <w:spacing w:before="0" w:after="0" w:line="252" w:lineRule="auto"/>
             </w:pPr>
             <w:r>
               <w:rPr>
                 <w:rFonts w:ascii="Avenir Next" w:hAnsi="Avenir Next" w:cs="Avenir Next" w:eastAsia="Avenir Next"/>
                 <w:b/>
                 <w:color w:val="1A1A1A"/>
-                <w:sz w:val="21"/>
+                <w:sz w:val="22"/>
                 <w:szCs w:val="21"/>
               </w:rPr>
               <w:t xml:space="preserve">Add</w:t>
@@ -2032,7 +2048,7 @@
               <w:rPr>
                 <w:rFonts w:ascii="Avenir Next" w:hAnsi="Avenir Next" w:cs="Avenir Next" w:eastAsia="Avenir Next"/>
                 <w:color w:val="1A1A1A"/>
-                <w:sz w:val="21"/>
+                <w:sz w:val="22"/>
                 <w:szCs w:val="21"/>
               </w:rPr>
               <w:t xml:space="preserve"> the pairs.</w:t>
@@ -2051,6 +2067,7 @@
           </w:tcPr>
           <w:p>
             <w:pPr>
+              <w:pStyle w:val="Heading1"/>
               <w:spacing w:before="0" w:after="0" w:line="240" w:lineRule="auto"/>
               <w:jc w:val="center"/>
             </w:pPr>
@@ -2073,14 +2090,14 @@
           </w:tcPr>
           <w:p>
             <w:pPr>
-              <w:spacing w:before="0" w:after="0" w:line="264" w:lineRule="auto"/>
+              <w:spacing w:before="0" w:after="0" w:line="252" w:lineRule="auto"/>
             </w:pPr>
             <w:r>
               <w:rPr>
                 <w:rFonts w:ascii="Avenir Next" w:hAnsi="Avenir Next" w:cs="Avenir Next" w:eastAsia="Avenir Next"/>
                 <w:b/>
                 <w:color w:val="1A1A1A"/>
-                <w:sz w:val="21"/>
+                <w:sz w:val="22"/>
                 <w:szCs w:val="21"/>
               </w:rPr>
               <w:t xml:space="preserve">Add</w:t>
@@ -2089,7 +2106,7 @@
               <w:rPr>
                 <w:rFonts w:ascii="Avenir Next" w:hAnsi="Avenir Next" w:cs="Avenir Next" w:eastAsia="Avenir Next"/>
                 <w:color w:val="1A1A1A"/>
-                <w:sz w:val="21"/>
+                <w:sz w:val="22"/>
                 <w:szCs w:val="21"/>
               </w:rPr>
               <w:t xml:space="preserve"> the rest. Zeros add nothing.</w:t>
@@ -2100,6 +2117,7 @@
     </w:tbl>
     <w:p>
       <w:pPr>
+        <w:pStyle w:val="Heading2"/>
         <w:keepNext/>
         <w:pBdr>
           <w:bottom w:val="single" w:sz="8" w:space="3" w:color="003A70"/>
@@ -2115,7 +2133,7 @@
           <w:b/>
           <w:color w:val="003A70"/>
           <w:spacing w:val="14"/>
-          <w:sz w:val="19"/>
+          <w:sz w:val="22"/>
           <w:szCs w:val="19"/>
         </w:rPr>
         <w:t xml:space="preserve">WATCH ME</w:t>
@@ -2134,7 +2152,7 @@
           <w:rFonts w:ascii="Avenir Next" w:hAnsi="Avenir Next" w:cs="Avenir Next" w:eastAsia="Avenir Next"/>
           <w:i/>
           <w:color w:val="5A5F66"/>
-          <w:sz w:val="17"/>
+          <w:sz w:val="22"/>
           <w:szCs w:val="17"/>
         </w:rPr>
         <w:t xml:space="preserve">the steps in action</w:t>
@@ -2142,14 +2160,14 @@
     </w:p>
     <w:p>
       <w:pPr>
-        <w:spacing w:before="0" w:after="40" w:line="264" w:lineRule="auto"/>
-      </w:pPr>
-      <w:r>
-        <w:rPr>
-          <w:rFonts w:ascii="Avenir Next" w:hAnsi="Avenir Next" w:cs="Avenir Next" w:eastAsia="Avenir Next"/>
-          <w:b/>
-          <w:color w:val="1A1A1A"/>
-          <w:sz w:val="21"/>
+        <w:spacing w:before="0" w:after="40" w:line="252" w:lineRule="auto"/>
+      </w:pPr>
+      <w:r>
+        <w:rPr>
+          <w:rFonts w:ascii="Avenir Next" w:hAnsi="Avenir Next" w:cs="Avenir Next" w:eastAsia="Avenir Next"/>
+          <w:b/>
+          <w:color w:val="1A1A1A"/>
+          <w:sz w:val="22"/>
           <w:szCs w:val="21"/>
         </w:rPr>
         <w:t xml:space="preserve">Add 8 + 2 + 0 + 2 + 8.</w:t>
@@ -2160,7 +2178,7 @@
         <w:tabs>
           <w:tab w:val="left" w:pos="950"/>
         </w:tabs>
-        <w:spacing w:before="0" w:after="24" w:line="256" w:lineRule="auto"/>
+        <w:spacing w:before="0" w:after="24" w:line="248" w:lineRule="auto"/>
         <w:ind w:left="950" w:hanging="950"/>
       </w:pPr>
       <w:r>
@@ -2168,25 +2186,25 @@
           <w:rFonts w:ascii="Avenir Next" w:hAnsi="Avenir Next" w:cs="Avenir Next" w:eastAsia="Avenir Next"/>
           <w:b/>
           <w:color w:val="003A70"/>
+          <w:sz w:val="22"/>
+          <w:szCs w:val="19"/>
+        </w:rPr>
+        <w:t xml:space="preserve">Step 1</w:t>
+      </w:r>
+      <w:r>
+        <w:rPr>
+          <w:rFonts w:ascii="Avenir Next" w:hAnsi="Avenir Next" w:cs="Avenir Next" w:eastAsia="Avenir Next"/>
+          <w:color w:val="1A1A1A"/>
           <w:sz w:val="19"/>
           <w:szCs w:val="19"/>
         </w:rPr>
-        <w:t xml:space="preserve">Step 1</w:t>
-      </w:r>
-      <w:r>
-        <w:rPr>
-          <w:rFonts w:ascii="Avenir Next" w:hAnsi="Avenir Next" w:cs="Avenir Next" w:eastAsia="Avenir Next"/>
-          <w:color w:val="1A1A1A"/>
-          <w:sz w:val="19"/>
-          <w:szCs w:val="19"/>
-        </w:rPr>
         <w:tab/>
       </w:r>
       <w:r>
         <w:rPr>
           <w:rFonts w:ascii="Avenir Next" w:hAnsi="Avenir Next" w:cs="Avenir Next" w:eastAsia="Avenir Next"/>
           <w:color w:val="1A1A1A"/>
-          <w:sz w:val="21"/>
+          <w:sz w:val="22"/>
           <w:szCs w:val="21"/>
         </w:rPr>
         <w:t xml:space="preserve">8 + 2 and 2 + 8 are pairs.</w:t>
@@ -2197,7 +2215,7 @@
         <w:tabs>
           <w:tab w:val="left" w:pos="950"/>
         </w:tabs>
-        <w:spacing w:before="0" w:after="24" w:line="256" w:lineRule="auto"/>
+        <w:spacing w:before="0" w:after="24" w:line="248" w:lineRule="auto"/>
         <w:ind w:left="950" w:hanging="950"/>
       </w:pPr>
       <w:r>
@@ -2205,25 +2223,25 @@
           <w:rFonts w:ascii="Avenir Next" w:hAnsi="Avenir Next" w:cs="Avenir Next" w:eastAsia="Avenir Next"/>
           <w:b/>
           <w:color w:val="003A70"/>
+          <w:sz w:val="22"/>
+          <w:szCs w:val="19"/>
+        </w:rPr>
+        <w:t xml:space="preserve">Step 2</w:t>
+      </w:r>
+      <w:r>
+        <w:rPr>
+          <w:rFonts w:ascii="Avenir Next" w:hAnsi="Avenir Next" w:cs="Avenir Next" w:eastAsia="Avenir Next"/>
+          <w:color w:val="1A1A1A"/>
           <w:sz w:val="19"/>
           <w:szCs w:val="19"/>
         </w:rPr>
-        <w:t xml:space="preserve">Step 2</w:t>
-      </w:r>
-      <w:r>
-        <w:rPr>
-          <w:rFonts w:ascii="Avenir Next" w:hAnsi="Avenir Next" w:cs="Avenir Next" w:eastAsia="Avenir Next"/>
-          <w:color w:val="1A1A1A"/>
-          <w:sz w:val="19"/>
-          <w:szCs w:val="19"/>
-        </w:rPr>
         <w:tab/>
       </w:r>
       <w:r>
         <w:rPr>
           <w:rFonts w:ascii="Avenir Next" w:hAnsi="Avenir Next" w:cs="Avenir Next" w:eastAsia="Avenir Next"/>
           <w:color w:val="1A1A1A"/>
-          <w:sz w:val="21"/>
+          <w:sz w:val="22"/>
           <w:szCs w:val="21"/>
         </w:rPr>
         <w:t xml:space="preserve">Each pair is 10.</w:t>
@@ -2234,7 +2252,7 @@
         <w:tabs>
           <w:tab w:val="left" w:pos="950"/>
         </w:tabs>
-        <w:spacing w:before="0" w:after="24" w:line="256" w:lineRule="auto"/>
+        <w:spacing w:before="0" w:after="24" w:line="248" w:lineRule="auto"/>
         <w:ind w:left="950" w:hanging="950"/>
       </w:pPr>
       <w:r>
@@ -2242,25 +2260,25 @@
           <w:rFonts w:ascii="Avenir Next" w:hAnsi="Avenir Next" w:cs="Avenir Next" w:eastAsia="Avenir Next"/>
           <w:b/>
           <w:color w:val="003A70"/>
+          <w:sz w:val="22"/>
+          <w:szCs w:val="19"/>
+        </w:rPr>
+        <w:t xml:space="preserve">Step 3</w:t>
+      </w:r>
+      <w:r>
+        <w:rPr>
+          <w:rFonts w:ascii="Avenir Next" w:hAnsi="Avenir Next" w:cs="Avenir Next" w:eastAsia="Avenir Next"/>
+          <w:color w:val="1A1A1A"/>
           <w:sz w:val="19"/>
           <w:szCs w:val="19"/>
         </w:rPr>
-        <w:t xml:space="preserve">Step 3</w:t>
-      </w:r>
-      <w:r>
-        <w:rPr>
-          <w:rFonts w:ascii="Avenir Next" w:hAnsi="Avenir Next" w:cs="Avenir Next" w:eastAsia="Avenir Next"/>
-          <w:color w:val="1A1A1A"/>
-          <w:sz w:val="19"/>
-          <w:szCs w:val="19"/>
-        </w:rPr>
         <w:tab/>
       </w:r>
       <w:r>
         <w:rPr>
           <w:rFonts w:ascii="Avenir Next" w:hAnsi="Avenir Next" w:cs="Avenir Next" w:eastAsia="Avenir Next"/>
           <w:color w:val="1A1A1A"/>
-          <w:sz w:val="21"/>
+          <w:sz w:val="22"/>
           <w:szCs w:val="21"/>
         </w:rPr>
         <w:t xml:space="preserve">10 + 10 + 0 = 20.</w:t>
@@ -2271,7 +2289,7 @@
         <w:tabs>
           <w:tab w:val="left" w:pos="950"/>
         </w:tabs>
-        <w:spacing w:before="20" w:after="0" w:line="256" w:lineRule="auto"/>
+        <w:spacing w:before="20" w:after="0" w:line="248" w:lineRule="auto"/>
         <w:ind w:left="950" w:hanging="950"/>
       </w:pPr>
       <w:r>
@@ -2279,18 +2297,18 @@
           <w:rFonts w:ascii="Avenir Next" w:hAnsi="Avenir Next" w:cs="Avenir Next" w:eastAsia="Avenir Next"/>
           <w:b/>
           <w:color w:val="1A1A1A"/>
+          <w:sz w:val="22"/>
+          <w:szCs w:val="21"/>
+        </w:rPr>
+        <w:t xml:space="preserve">Answer</w:t>
+      </w:r>
+      <w:r>
+        <w:rPr>
+          <w:rFonts w:ascii="Avenir Next" w:hAnsi="Avenir Next" w:cs="Avenir Next" w:eastAsia="Avenir Next"/>
+          <w:color w:val="1A1A1A"/>
           <w:sz w:val="21"/>
           <w:szCs w:val="21"/>
         </w:rPr>
-        <w:t xml:space="preserve">Answer</w:t>
-      </w:r>
-      <w:r>
-        <w:rPr>
-          <w:rFonts w:ascii="Avenir Next" w:hAnsi="Avenir Next" w:cs="Avenir Next" w:eastAsia="Avenir Next"/>
-          <w:color w:val="1A1A1A"/>
-          <w:sz w:val="21"/>
-          <w:szCs w:val="21"/>
-        </w:rPr>
         <w:tab/>
       </w:r>
       <w:r>
@@ -2298,7 +2316,7 @@
           <w:rFonts w:ascii="Avenir Next" w:hAnsi="Avenir Next" w:cs="Avenir Next" w:eastAsia="Avenir Next"/>
           <w:b/>
           <w:color w:val="1A1A1A"/>
-          <w:sz w:val="21"/>
+          <w:sz w:val="22"/>
           <w:szCs w:val="21"/>
         </w:rPr>
         <w:t xml:space="preserve">20</w:t>
@@ -2306,6 +2324,7 @@
     </w:p>
     <w:p>
       <w:pPr>
+        <w:pStyle w:val="Heading2"/>
         <w:keepNext/>
         <w:pBdr>
           <w:bottom w:val="single" w:sz="8" w:space="3" w:color="003A70"/>
@@ -2321,7 +2340,7 @@
           <w:b/>
           <w:color w:val="003A70"/>
           <w:spacing w:val="14"/>
-          <w:sz w:val="19"/>
+          <w:sz w:val="22"/>
           <w:szCs w:val="19"/>
         </w:rPr>
         <w:t xml:space="preserve">TRY IT WITH HELP</w:t>
@@ -2340,7 +2359,7 @@
           <w:rFonts w:ascii="Avenir Next" w:hAnsi="Avenir Next" w:cs="Avenir Next" w:eastAsia="Avenir Next"/>
           <w:i/>
           <w:color w:val="5A5F66"/>
-          <w:sz w:val="17"/>
+          <w:sz w:val="22"/>
           <w:szCs w:val="17"/>
         </w:rPr>
         <w:t xml:space="preserve">fill in each step</w:t>
@@ -2352,7 +2371,7 @@
         <w:tabs>
           <w:tab w:val="left" w:pos="432"/>
         </w:tabs>
-        <w:spacing w:before="90" w:after="40" w:line="268" w:lineRule="auto"/>
+        <w:spacing w:before="90" w:after="40" w:line="254" w:lineRule="auto"/>
         <w:ind w:left="432" w:hanging="432"/>
       </w:pPr>
       <w:r>
@@ -2390,7 +2409,7 @@
         <w:tabs>
           <w:tab w:val="left" w:pos="1300"/>
         </w:tabs>
-        <w:spacing w:before="0" w:after="24" w:line="272" w:lineRule="auto"/>
+        <w:spacing w:before="0" w:after="24" w:line="256" w:lineRule="auto"/>
         <w:ind w:left="1300" w:hanging="868"/>
       </w:pPr>
       <w:r>
@@ -2398,35 +2417,35 @@
           <w:rFonts w:ascii="Avenir Next" w:hAnsi="Avenir Next" w:cs="Avenir Next" w:eastAsia="Avenir Next"/>
           <w:b/>
           <w:color w:val="003A70"/>
+          <w:sz w:val="22"/>
+          <w:szCs w:val="18"/>
+        </w:rPr>
+        <w:t xml:space="preserve">Step 1</w:t>
+      </w:r>
+      <w:r>
+        <w:rPr>
+          <w:rFonts w:ascii="Avenir Next" w:hAnsi="Avenir Next" w:cs="Avenir Next" w:eastAsia="Avenir Next"/>
+          <w:color w:val="1A1A1A"/>
           <w:sz w:val="18"/>
           <w:szCs w:val="18"/>
         </w:rPr>
-        <w:t xml:space="preserve">Step 1</w:t>
-      </w:r>
-      <w:r>
-        <w:rPr>
-          <w:rFonts w:ascii="Avenir Next" w:hAnsi="Avenir Next" w:cs="Avenir Next" w:eastAsia="Avenir Next"/>
-          <w:color w:val="1A1A1A"/>
-          <w:sz w:val="18"/>
-          <w:szCs w:val="18"/>
-        </w:rPr>
         <w:tab/>
       </w:r>
       <w:r>
         <w:rPr>
           <w:rFonts w:ascii="Avenir Next" w:hAnsi="Avenir Next" w:cs="Avenir Next" w:eastAsia="Avenir Next"/>
           <w:color w:val="1A1A1A"/>
+          <w:sz w:val="22"/>
+          <w:szCs w:val="21"/>
+        </w:rPr>
+        <w:t xml:space="preserve">6 + 4 and 4 + </w:t>
+      </w:r>
+      <w:r>
+        <w:rPr>
+          <w:rFonts w:ascii="Avenir Next" w:hAnsi="Avenir Next" w:cs="Avenir Next" w:eastAsia="Avenir Next"/>
+          <w:color w:val="1A1A1A"/>
           <w:sz w:val="21"/>
           <w:szCs w:val="21"/>
-        </w:rPr>
-        <w:t xml:space="preserve">6 + 4 and 4 + </w:t>
-      </w:r>
-      <w:r>
-        <w:rPr>
-          <w:rFonts w:ascii="Avenir Next" w:hAnsi="Avenir Next" w:cs="Avenir Next" w:eastAsia="Avenir Next"/>
-          <w:color w:val="1A1A1A"/>
-          <w:sz w:val="21"/>
-          <w:szCs w:val="21"/>
           <w:u w:val="single"/>
         </w:rPr>
         <w:t xml:space="preserve">                </w:t>
@@ -2435,7 +2454,7 @@
         <w:rPr>
           <w:rFonts w:ascii="Avenir Next" w:hAnsi="Avenir Next" w:cs="Avenir Next" w:eastAsia="Avenir Next"/>
           <w:color w:val="1A1A1A"/>
-          <w:sz w:val="21"/>
+          <w:sz w:val="22"/>
           <w:szCs w:val="21"/>
         </w:rPr>
         <w:t xml:space="preserve"> are pairs.</w:t>
@@ -2447,7 +2466,7 @@
         <w:tabs>
           <w:tab w:val="left" w:pos="1300"/>
         </w:tabs>
-        <w:spacing w:before="0" w:after="24" w:line="272" w:lineRule="auto"/>
+        <w:spacing w:before="0" w:after="24" w:line="256" w:lineRule="auto"/>
         <w:ind w:left="1300" w:hanging="868"/>
       </w:pPr>
       <w:r>
@@ -2455,35 +2474,35 @@
           <w:rFonts w:ascii="Avenir Next" w:hAnsi="Avenir Next" w:cs="Avenir Next" w:eastAsia="Avenir Next"/>
           <w:b/>
           <w:color w:val="003A70"/>
+          <w:sz w:val="22"/>
+          <w:szCs w:val="18"/>
+        </w:rPr>
+        <w:t xml:space="preserve">Step 2</w:t>
+      </w:r>
+      <w:r>
+        <w:rPr>
+          <w:rFonts w:ascii="Avenir Next" w:hAnsi="Avenir Next" w:cs="Avenir Next" w:eastAsia="Avenir Next"/>
+          <w:color w:val="1A1A1A"/>
           <w:sz w:val="18"/>
           <w:szCs w:val="18"/>
         </w:rPr>
-        <w:t xml:space="preserve">Step 2</w:t>
-      </w:r>
-      <w:r>
-        <w:rPr>
-          <w:rFonts w:ascii="Avenir Next" w:hAnsi="Avenir Next" w:cs="Avenir Next" w:eastAsia="Avenir Next"/>
-          <w:color w:val="1A1A1A"/>
-          <w:sz w:val="18"/>
-          <w:szCs w:val="18"/>
-        </w:rPr>
         <w:tab/>
       </w:r>
       <w:r>
         <w:rPr>
           <w:rFonts w:ascii="Avenir Next" w:hAnsi="Avenir Next" w:cs="Avenir Next" w:eastAsia="Avenir Next"/>
           <w:color w:val="1A1A1A"/>
+          <w:sz w:val="22"/>
+          <w:szCs w:val="21"/>
+        </w:rPr>
+        <w:t xml:space="preserve">Each pair is </w:t>
+      </w:r>
+      <w:r>
+        <w:rPr>
+          <w:rFonts w:ascii="Avenir Next" w:hAnsi="Avenir Next" w:cs="Avenir Next" w:eastAsia="Avenir Next"/>
+          <w:color w:val="1A1A1A"/>
           <w:sz w:val="21"/>
           <w:szCs w:val="21"/>
-        </w:rPr>
-        <w:t xml:space="preserve">Each pair is </w:t>
-      </w:r>
-      <w:r>
-        <w:rPr>
-          <w:rFonts w:ascii="Avenir Next" w:hAnsi="Avenir Next" w:cs="Avenir Next" w:eastAsia="Avenir Next"/>
-          <w:color w:val="1A1A1A"/>
-          <w:sz w:val="21"/>
-          <w:szCs w:val="21"/>
           <w:u w:val="single"/>
         </w:rPr>
         <w:t xml:space="preserve">                </w:t>
@@ -2492,7 +2511,7 @@
         <w:rPr>
           <w:rFonts w:ascii="Avenir Next" w:hAnsi="Avenir Next" w:cs="Avenir Next" w:eastAsia="Avenir Next"/>
           <w:color w:val="1A1A1A"/>
-          <w:sz w:val="21"/>
+          <w:sz w:val="22"/>
           <w:szCs w:val="21"/>
         </w:rPr>
         <w:t xml:space="preserve">.</w:t>
@@ -2504,7 +2523,7 @@
         <w:tabs>
           <w:tab w:val="left" w:pos="1300"/>
         </w:tabs>
-        <w:spacing w:before="0" w:after="24" w:line="272" w:lineRule="auto"/>
+        <w:spacing w:before="0" w:after="24" w:line="256" w:lineRule="auto"/>
         <w:ind w:left="1300" w:hanging="868"/>
       </w:pPr>
       <w:r>
@@ -2512,25 +2531,25 @@
           <w:rFonts w:ascii="Avenir Next" w:hAnsi="Avenir Next" w:cs="Avenir Next" w:eastAsia="Avenir Next"/>
           <w:b/>
           <w:color w:val="003A70"/>
+          <w:sz w:val="22"/>
+          <w:szCs w:val="18"/>
+        </w:rPr>
+        <w:t xml:space="preserve">Step 3</w:t>
+      </w:r>
+      <w:r>
+        <w:rPr>
+          <w:rFonts w:ascii="Avenir Next" w:hAnsi="Avenir Next" w:cs="Avenir Next" w:eastAsia="Avenir Next"/>
+          <w:color w:val="1A1A1A"/>
           <w:sz w:val="18"/>
           <w:szCs w:val="18"/>
         </w:rPr>
-        <w:t xml:space="preserve">Step 3</w:t>
-      </w:r>
-      <w:r>
-        <w:rPr>
-          <w:rFonts w:ascii="Avenir Next" w:hAnsi="Avenir Next" w:cs="Avenir Next" w:eastAsia="Avenir Next"/>
-          <w:color w:val="1A1A1A"/>
-          <w:sz w:val="18"/>
-          <w:szCs w:val="18"/>
-        </w:rPr>
         <w:tab/>
       </w:r>
       <w:r>
         <w:rPr>
           <w:rFonts w:ascii="Avenir Next" w:hAnsi="Avenir Next" w:cs="Avenir Next" w:eastAsia="Avenir Next"/>
           <w:color w:val="1A1A1A"/>
-          <w:sz w:val="21"/>
+          <w:sz w:val="22"/>
           <w:szCs w:val="21"/>
         </w:rPr>
         <w:t xml:space="preserve">10 + 10 + 0 = </w:t>
@@ -2557,7 +2576,7 @@
         <w:tabs>
           <w:tab w:val="left" w:pos="432"/>
         </w:tabs>
-        <w:spacing w:before="90" w:after="40" w:line="268" w:lineRule="auto"/>
+        <w:spacing w:before="90" w:after="40" w:line="254" w:lineRule="auto"/>
         <w:ind w:left="432" w:hanging="432"/>
       </w:pPr>
       <w:r>
@@ -2595,7 +2614,7 @@
         <w:tabs>
           <w:tab w:val="left" w:pos="1300"/>
         </w:tabs>
-        <w:spacing w:before="0" w:after="24" w:line="272" w:lineRule="auto"/>
+        <w:spacing w:before="0" w:after="24" w:line="256" w:lineRule="auto"/>
         <w:ind w:left="1300" w:hanging="868"/>
       </w:pPr>
       <w:r>
@@ -2603,35 +2622,35 @@
           <w:rFonts w:ascii="Avenir Next" w:hAnsi="Avenir Next" w:cs="Avenir Next" w:eastAsia="Avenir Next"/>
           <w:b/>
           <w:color w:val="003A70"/>
+          <w:sz w:val="22"/>
+          <w:szCs w:val="18"/>
+        </w:rPr>
+        <w:t xml:space="preserve">Step 1</w:t>
+      </w:r>
+      <w:r>
+        <w:rPr>
+          <w:rFonts w:ascii="Avenir Next" w:hAnsi="Avenir Next" w:cs="Avenir Next" w:eastAsia="Avenir Next"/>
+          <w:color w:val="1A1A1A"/>
           <w:sz w:val="18"/>
           <w:szCs w:val="18"/>
         </w:rPr>
-        <w:t xml:space="preserve">Step 1</w:t>
-      </w:r>
-      <w:r>
-        <w:rPr>
-          <w:rFonts w:ascii="Avenir Next" w:hAnsi="Avenir Next" w:cs="Avenir Next" w:eastAsia="Avenir Next"/>
-          <w:color w:val="1A1A1A"/>
-          <w:sz w:val="18"/>
-          <w:szCs w:val="18"/>
-        </w:rPr>
         <w:tab/>
       </w:r>
       <w:r>
         <w:rPr>
           <w:rFonts w:ascii="Avenir Next" w:hAnsi="Avenir Next" w:cs="Avenir Next" w:eastAsia="Avenir Next"/>
           <w:color w:val="1A1A1A"/>
+          <w:sz w:val="22"/>
+          <w:szCs w:val="21"/>
+        </w:rPr>
+        <w:t xml:space="preserve">5 + 1 and 1 + </w:t>
+      </w:r>
+      <w:r>
+        <w:rPr>
+          <w:rFonts w:ascii="Avenir Next" w:hAnsi="Avenir Next" w:cs="Avenir Next" w:eastAsia="Avenir Next"/>
+          <w:color w:val="1A1A1A"/>
           <w:sz w:val="21"/>
           <w:szCs w:val="21"/>
-        </w:rPr>
-        <w:t xml:space="preserve">5 + 1 and 1 + </w:t>
-      </w:r>
-      <w:r>
-        <w:rPr>
-          <w:rFonts w:ascii="Avenir Next" w:hAnsi="Avenir Next" w:cs="Avenir Next" w:eastAsia="Avenir Next"/>
-          <w:color w:val="1A1A1A"/>
-          <w:sz w:val="21"/>
-          <w:szCs w:val="21"/>
           <w:u w:val="single"/>
         </w:rPr>
         <w:t xml:space="preserve">                </w:t>
@@ -2640,7 +2659,7 @@
         <w:rPr>
           <w:rFonts w:ascii="Avenir Next" w:hAnsi="Avenir Next" w:cs="Avenir Next" w:eastAsia="Avenir Next"/>
           <w:color w:val="1A1A1A"/>
-          <w:sz w:val="21"/>
+          <w:sz w:val="22"/>
           <w:szCs w:val="21"/>
         </w:rPr>
         <w:t xml:space="preserve"> are pairs.</w:t>
@@ -2652,7 +2671,7 @@
         <w:tabs>
           <w:tab w:val="left" w:pos="1300"/>
         </w:tabs>
-        <w:spacing w:before="0" w:after="24" w:line="272" w:lineRule="auto"/>
+        <w:spacing w:before="0" w:after="24" w:line="256" w:lineRule="auto"/>
         <w:ind w:left="1300" w:hanging="868"/>
       </w:pPr>
       <w:r>
@@ -2660,35 +2679,35 @@
           <w:rFonts w:ascii="Avenir Next" w:hAnsi="Avenir Next" w:cs="Avenir Next" w:eastAsia="Avenir Next"/>
           <w:b/>
           <w:color w:val="003A70"/>
+          <w:sz w:val="22"/>
+          <w:szCs w:val="18"/>
+        </w:rPr>
+        <w:t xml:space="preserve">Step 2</w:t>
+      </w:r>
+      <w:r>
+        <w:rPr>
+          <w:rFonts w:ascii="Avenir Next" w:hAnsi="Avenir Next" w:cs="Avenir Next" w:eastAsia="Avenir Next"/>
+          <w:color w:val="1A1A1A"/>
           <w:sz w:val="18"/>
           <w:szCs w:val="18"/>
         </w:rPr>
-        <w:t xml:space="preserve">Step 2</w:t>
-      </w:r>
-      <w:r>
-        <w:rPr>
-          <w:rFonts w:ascii="Avenir Next" w:hAnsi="Avenir Next" w:cs="Avenir Next" w:eastAsia="Avenir Next"/>
-          <w:color w:val="1A1A1A"/>
-          <w:sz w:val="18"/>
-          <w:szCs w:val="18"/>
-        </w:rPr>
         <w:tab/>
       </w:r>
       <w:r>
         <w:rPr>
           <w:rFonts w:ascii="Avenir Next" w:hAnsi="Avenir Next" w:cs="Avenir Next" w:eastAsia="Avenir Next"/>
           <w:color w:val="1A1A1A"/>
+          <w:sz w:val="22"/>
+          <w:szCs w:val="21"/>
+        </w:rPr>
+        <w:t xml:space="preserve">Each pair is </w:t>
+      </w:r>
+      <w:r>
+        <w:rPr>
+          <w:rFonts w:ascii="Avenir Next" w:hAnsi="Avenir Next" w:cs="Avenir Next" w:eastAsia="Avenir Next"/>
+          <w:color w:val="1A1A1A"/>
           <w:sz w:val="21"/>
           <w:szCs w:val="21"/>
-        </w:rPr>
-        <w:t xml:space="preserve">Each pair is </w:t>
-      </w:r>
-      <w:r>
-        <w:rPr>
-          <w:rFonts w:ascii="Avenir Next" w:hAnsi="Avenir Next" w:cs="Avenir Next" w:eastAsia="Avenir Next"/>
-          <w:color w:val="1A1A1A"/>
-          <w:sz w:val="21"/>
-          <w:szCs w:val="21"/>
           <w:u w:val="single"/>
         </w:rPr>
         <w:t xml:space="preserve">                </w:t>
@@ -2697,7 +2716,7 @@
         <w:rPr>
           <w:rFonts w:ascii="Avenir Next" w:hAnsi="Avenir Next" w:cs="Avenir Next" w:eastAsia="Avenir Next"/>
           <w:color w:val="1A1A1A"/>
-          <w:sz w:val="21"/>
+          <w:sz w:val="22"/>
           <w:szCs w:val="21"/>
         </w:rPr>
         <w:t xml:space="preserve">.</w:t>
@@ -2709,7 +2728,7 @@
         <w:tabs>
           <w:tab w:val="left" w:pos="1300"/>
         </w:tabs>
-        <w:spacing w:before="0" w:after="24" w:line="272" w:lineRule="auto"/>
+        <w:spacing w:before="0" w:after="24" w:line="256" w:lineRule="auto"/>
         <w:ind w:left="1300" w:hanging="868"/>
       </w:pPr>
       <w:r>
@@ -2717,35 +2736,35 @@
           <w:rFonts w:ascii="Avenir Next" w:hAnsi="Avenir Next" w:cs="Avenir Next" w:eastAsia="Avenir Next"/>
           <w:b/>
           <w:color w:val="003A70"/>
+          <w:sz w:val="22"/>
+          <w:szCs w:val="18"/>
+        </w:rPr>
+        <w:t xml:space="preserve">Step 3</w:t>
+      </w:r>
+      <w:r>
+        <w:rPr>
+          <w:rFonts w:ascii="Avenir Next" w:hAnsi="Avenir Next" w:cs="Avenir Next" w:eastAsia="Avenir Next"/>
+          <w:color w:val="1A1A1A"/>
           <w:sz w:val="18"/>
           <w:szCs w:val="18"/>
         </w:rPr>
-        <w:t xml:space="preserve">Step 3</w:t>
-      </w:r>
-      <w:r>
-        <w:rPr>
-          <w:rFonts w:ascii="Avenir Next" w:hAnsi="Avenir Next" w:cs="Avenir Next" w:eastAsia="Avenir Next"/>
-          <w:color w:val="1A1A1A"/>
-          <w:sz w:val="18"/>
-          <w:szCs w:val="18"/>
-        </w:rPr>
         <w:tab/>
       </w:r>
       <w:r>
         <w:rPr>
           <w:rFonts w:ascii="Avenir Next" w:hAnsi="Avenir Next" w:cs="Avenir Next" w:eastAsia="Avenir Next"/>
           <w:color w:val="1A1A1A"/>
+          <w:sz w:val="22"/>
+          <w:szCs w:val="21"/>
+        </w:rPr>
+        <w:t xml:space="preserve">6 + 6 = </w:t>
+      </w:r>
+      <w:r>
+        <w:rPr>
+          <w:rFonts w:ascii="Avenir Next" w:hAnsi="Avenir Next" w:cs="Avenir Next" w:eastAsia="Avenir Next"/>
+          <w:color w:val="1A1A1A"/>
           <w:sz w:val="21"/>
           <w:szCs w:val="21"/>
-        </w:rPr>
-        <w:t xml:space="preserve">6 + 6 = </w:t>
-      </w:r>
-      <w:r>
-        <w:rPr>
-          <w:rFonts w:ascii="Avenir Next" w:hAnsi="Avenir Next" w:cs="Avenir Next" w:eastAsia="Avenir Next"/>
-          <w:color w:val="1A1A1A"/>
-          <w:sz w:val="21"/>
-          <w:szCs w:val="21"/>
           <w:u w:val="single"/>
         </w:rPr>
         <w:t xml:space="preserve">                </w:t>
@@ -2758,6 +2777,7 @@
     </w:p>
     <w:p>
       <w:pPr>
+        <w:pStyle w:val="Heading2"/>
         <w:keepNext/>
         <w:pBdr>
           <w:bottom w:val="single" w:sz="8" w:space="3" w:color="003A70"/>
@@ -2773,7 +2793,7 @@
           <w:b/>
           <w:color w:val="003A70"/>
           <w:spacing w:val="14"/>
-          <w:sz w:val="19"/>
+          <w:sz w:val="22"/>
           <w:szCs w:val="19"/>
         </w:rPr>
         <w:t xml:space="preserve">YOUR TURN</w:t>
@@ -2792,7 +2812,7 @@
           <w:rFonts w:ascii="Avenir Next" w:hAnsi="Avenir Next" w:cs="Avenir Next" w:eastAsia="Avenir Next"/>
           <w:i/>
           <w:color w:val="5A5F66"/>
-          <w:sz w:val="17"/>
+          <w:sz w:val="22"/>
           <w:szCs w:val="17"/>
         </w:rPr>
         <w:t xml:space="preserve">use the steps on your own</w:t>
@@ -2842,7 +2862,7 @@
               <w:tabs>
                 <w:tab w:val="left" w:pos="432"/>
               </w:tabs>
-              <w:spacing w:before="90" w:after="40" w:line="268" w:lineRule="auto"/>
+              <w:spacing w:before="90" w:after="40" w:line="254" w:lineRule="auto"/>
               <w:ind w:left="432" w:hanging="432"/>
             </w:pPr>
             <w:r>
@@ -2915,7 +2935,7 @@
                     <w:tabs>
                       <w:tab w:val="left" w:pos="340"/>
                     </w:tabs>
-                    <w:spacing w:before="0" w:after="0" w:line="276" w:lineRule="auto"/>
+                    <w:spacing w:before="0" w:after="0" w:line="258" w:lineRule="auto"/>
                     <w:ind w:left="340" w:hanging="340"/>
                   </w:pPr>
                   <w:r>
@@ -2977,7 +2997,7 @@
                     <w:tabs>
                       <w:tab w:val="left" w:pos="340"/>
                     </w:tabs>
-                    <w:spacing w:before="0" w:after="0" w:line="276" w:lineRule="auto"/>
+                    <w:spacing w:before="0" w:after="0" w:line="258" w:lineRule="auto"/>
                     <w:ind w:left="340" w:hanging="340"/>
                   </w:pPr>
                   <w:r>
@@ -3045,7 +3065,7 @@
                     <w:tabs>
                       <w:tab w:val="left" w:pos="340"/>
                     </w:tabs>
-                    <w:spacing w:before="0" w:after="0" w:line="276" w:lineRule="auto"/>
+                    <w:spacing w:before="0" w:after="0" w:line="258" w:lineRule="auto"/>
                     <w:ind w:left="340" w:hanging="340"/>
                   </w:pPr>
                   <w:r>
@@ -3107,7 +3127,7 @@
                     <w:tabs>
                       <w:tab w:val="left" w:pos="340"/>
                     </w:tabs>
-                    <w:spacing w:before="0" w:after="0" w:line="276" w:lineRule="auto"/>
+                    <w:spacing w:before="0" w:after="0" w:line="258" w:lineRule="auto"/>
                     <w:ind w:left="340" w:hanging="340"/>
                   </w:pPr>
                   <w:r>
@@ -3176,6 +3196,7 @@
     </w:p>
     <w:p>
       <w:pPr>
+        <w:pStyle w:val="Heading2"/>
         <w:keepNext/>
         <w:pBdr>
           <w:bottom w:val="single" w:sz="8" w:space="3" w:color="003A70"/>
@@ -3191,7 +3212,7 @@
           <w:b/>
           <w:color w:val="003A70"/>
           <w:spacing w:val="14"/>
-          <w:sz w:val="19"/>
+          <w:sz w:val="22"/>
           <w:szCs w:val="19"/>
         </w:rPr>
         <w:t xml:space="preserve">READY CHECK</w:t>
@@ -3210,7 +3231,7 @@
           <w:rFonts w:ascii="Avenir Next" w:hAnsi="Avenir Next" w:cs="Avenir Next" w:eastAsia="Avenir Next"/>
           <w:i/>
           <w:color w:val="5A5F66"/>
-          <w:sz w:val="17"/>
+          <w:sz w:val="22"/>
           <w:szCs w:val="17"/>
         </w:rPr>
         <w:t xml:space="preserve">a problem like the one in today’s lesson</w:t>
@@ -3260,7 +3281,7 @@
               <w:tabs>
                 <w:tab w:val="left" w:pos="432"/>
               </w:tabs>
-              <w:spacing w:before="90" w:after="40" w:line="268" w:lineRule="auto"/>
+              <w:spacing w:before="90" w:after="40" w:line="254" w:lineRule="auto"/>
               <w:ind w:left="432" w:hanging="432"/>
             </w:pPr>
             <w:r>
@@ -3334,7 +3355,7 @@
                     <w:tabs>
                       <w:tab w:val="left" w:pos="340"/>
                     </w:tabs>
-                    <w:spacing w:before="0" w:after="0" w:line="264" w:lineRule="auto"/>
+                    <w:spacing w:before="0" w:after="0" w:line="252" w:lineRule="auto"/>
                     <w:ind w:left="340" w:hanging="340"/>
                   </w:pPr>
                   <w:r>
@@ -3342,25 +3363,25 @@
                       <w:rFonts w:ascii="Avenir Next" w:hAnsi="Avenir Next" w:cs="Avenir Next" w:eastAsia="Avenir Next"/>
                       <w:b/>
                       <w:color w:val="003A70"/>
+                      <w:sz w:val="22"/>
+                      <w:szCs w:val="21"/>
+                    </w:rPr>
+                    <w:t xml:space="preserve">A</w:t>
+                  </w:r>
+                  <w:r>
+                    <w:rPr>
+                      <w:rFonts w:ascii="Avenir Next" w:hAnsi="Avenir Next" w:cs="Avenir Next" w:eastAsia="Avenir Next"/>
+                      <w:color w:val="1A1A1A"/>
                       <w:sz w:val="21"/>
                       <w:szCs w:val="21"/>
                     </w:rPr>
-                    <w:t xml:space="preserve">A</w:t>
-                  </w:r>
-                  <w:r>
-                    <w:rPr>
-                      <w:rFonts w:ascii="Avenir Next" w:hAnsi="Avenir Next" w:cs="Avenir Next" w:eastAsia="Avenir Next"/>
-                      <w:color w:val="1A1A1A"/>
-                      <w:sz w:val="21"/>
-                      <w:szCs w:val="21"/>
-                    </w:rPr>
                     <w:tab/>
                   </w:r>
                   <w:r>
                     <w:rPr>
                       <w:rFonts w:ascii="Avenir Next" w:hAnsi="Avenir Next" w:cs="Avenir Next" w:eastAsia="Avenir Next"/>
                       <w:color w:val="1A1A1A"/>
-                      <w:sz w:val="21"/>
+                      <w:sz w:val="22"/>
                       <w:szCs w:val="21"/>
                     </w:rPr>
                     <w:t xml:space="preserve">4</w:t>
@@ -3377,7 +3398,7 @@
                     <w:tabs>
                       <w:tab w:val="left" w:pos="340"/>
                     </w:tabs>
-                    <w:spacing w:before="0" w:after="0" w:line="264" w:lineRule="auto"/>
+                    <w:spacing w:before="0" w:after="0" w:line="252" w:lineRule="auto"/>
                     <w:ind w:left="340" w:hanging="340"/>
                   </w:pPr>
                   <w:r>
@@ -3385,25 +3406,25 @@
                       <w:rFonts w:ascii="Avenir Next" w:hAnsi="Avenir Next" w:cs="Avenir Next" w:eastAsia="Avenir Next"/>
                       <w:b/>
                       <w:color w:val="003A70"/>
+                      <w:sz w:val="22"/>
+                      <w:szCs w:val="21"/>
+                    </w:rPr>
+                    <w:t xml:space="preserve">B</w:t>
+                  </w:r>
+                  <w:r>
+                    <w:rPr>
+                      <w:rFonts w:ascii="Avenir Next" w:hAnsi="Avenir Next" w:cs="Avenir Next" w:eastAsia="Avenir Next"/>
+                      <w:color w:val="1A1A1A"/>
                       <w:sz w:val="21"/>
                       <w:szCs w:val="21"/>
                     </w:rPr>
-                    <w:t xml:space="preserve">B</w:t>
-                  </w:r>
-                  <w:r>
-                    <w:rPr>
-                      <w:rFonts w:ascii="Avenir Next" w:hAnsi="Avenir Next" w:cs="Avenir Next" w:eastAsia="Avenir Next"/>
-                      <w:color w:val="1A1A1A"/>
-                      <w:sz w:val="21"/>
-                      <w:szCs w:val="21"/>
-                    </w:rPr>
                     <w:tab/>
                   </w:r>
                   <w:r>
                     <w:rPr>
                       <w:rFonts w:ascii="Avenir Next" w:hAnsi="Avenir Next" w:cs="Avenir Next" w:eastAsia="Avenir Next"/>
                       <w:color w:val="1A1A1A"/>
-                      <w:sz w:val="21"/>
+                      <w:sz w:val="22"/>
                       <w:szCs w:val="21"/>
                     </w:rPr>
                     <w:t xml:space="preserve">6</w:t>
@@ -3420,7 +3441,7 @@
                     <w:tabs>
                       <w:tab w:val="left" w:pos="340"/>
                     </w:tabs>
-                    <w:spacing w:before="0" w:after="0" w:line="264" w:lineRule="auto"/>
+                    <w:spacing w:before="0" w:after="0" w:line="252" w:lineRule="auto"/>
                     <w:ind w:left="340" w:hanging="340"/>
                   </w:pPr>
                   <w:r>
@@ -3428,25 +3449,25 @@
                       <w:rFonts w:ascii="Avenir Next" w:hAnsi="Avenir Next" w:cs="Avenir Next" w:eastAsia="Avenir Next"/>
                       <w:b/>
                       <w:color w:val="003A70"/>
+                      <w:sz w:val="22"/>
+                      <w:szCs w:val="21"/>
+                    </w:rPr>
+                    <w:t xml:space="preserve">C</w:t>
+                  </w:r>
+                  <w:r>
+                    <w:rPr>
+                      <w:rFonts w:ascii="Avenir Next" w:hAnsi="Avenir Next" w:cs="Avenir Next" w:eastAsia="Avenir Next"/>
+                      <w:color w:val="1A1A1A"/>
                       <w:sz w:val="21"/>
                       <w:szCs w:val="21"/>
                     </w:rPr>
-                    <w:t xml:space="preserve">C</w:t>
-                  </w:r>
-                  <w:r>
-                    <w:rPr>
-                      <w:rFonts w:ascii="Avenir Next" w:hAnsi="Avenir Next" w:cs="Avenir Next" w:eastAsia="Avenir Next"/>
-                      <w:color w:val="1A1A1A"/>
-                      <w:sz w:val="21"/>
-                      <w:szCs w:val="21"/>
-                    </w:rPr>
                     <w:tab/>
                   </w:r>
                   <w:r>
                     <w:rPr>
                       <w:rFonts w:ascii="Avenir Next" w:hAnsi="Avenir Next" w:cs="Avenir Next" w:eastAsia="Avenir Next"/>
                       <w:color w:val="1A1A1A"/>
-                      <w:sz w:val="21"/>
+                      <w:sz w:val="22"/>
                       <w:szCs w:val="21"/>
                     </w:rPr>
                     <w:t xml:space="preserve">8</w:t>
@@ -3463,7 +3484,7 @@
                     <w:tabs>
                       <w:tab w:val="left" w:pos="340"/>
                     </w:tabs>
-                    <w:spacing w:before="0" w:after="0" w:line="264" w:lineRule="auto"/>
+                    <w:spacing w:before="0" w:after="0" w:line="252" w:lineRule="auto"/>
                     <w:ind w:left="340" w:hanging="340"/>
                   </w:pPr>
                   <w:r>
@@ -3471,25 +3492,25 @@
                       <w:rFonts w:ascii="Avenir Next" w:hAnsi="Avenir Next" w:cs="Avenir Next" w:eastAsia="Avenir Next"/>
                       <w:b/>
                       <w:color w:val="003A70"/>
+                      <w:sz w:val="22"/>
+                      <w:szCs w:val="21"/>
+                    </w:rPr>
+                    <w:t xml:space="preserve">D</w:t>
+                  </w:r>
+                  <w:r>
+                    <w:rPr>
+                      <w:rFonts w:ascii="Avenir Next" w:hAnsi="Avenir Next" w:cs="Avenir Next" w:eastAsia="Avenir Next"/>
+                      <w:color w:val="1A1A1A"/>
                       <w:sz w:val="21"/>
                       <w:szCs w:val="21"/>
                     </w:rPr>
-                    <w:t xml:space="preserve">D</w:t>
-                  </w:r>
-                  <w:r>
-                    <w:rPr>
-                      <w:rFonts w:ascii="Avenir Next" w:hAnsi="Avenir Next" w:cs="Avenir Next" w:eastAsia="Avenir Next"/>
-                      <w:color w:val="1A1A1A"/>
-                      <w:sz w:val="21"/>
-                      <w:szCs w:val="21"/>
-                    </w:rPr>
                     <w:tab/>
                   </w:r>
                   <w:r>
                     <w:rPr>
                       <w:rFonts w:ascii="Avenir Next" w:hAnsi="Avenir Next" w:cs="Avenir Next" w:eastAsia="Avenir Next"/>
                       <w:color w:val="1A1A1A"/>
-                      <w:sz w:val="21"/>
+                      <w:sz w:val="22"/>
                       <w:szCs w:val="21"/>
                     </w:rPr>
                     <w:t xml:space="preserve">9</w:t>
@@ -3538,19 +3559,42 @@
         <w:tblLook w:val="0000" w:firstRow="0" w:lastRow="0" w:firstColumn="0" w:lastColumn="0" w:noHBand="1" w:noVBand="1"/>
       </w:tblPr>
       <w:tblGrid>
-        <w:gridCol w:w="2000"/>
-        <w:gridCol w:w="2300"/>
-        <w:gridCol w:w="2100"/>
-        <w:gridCol w:w="3104"/>
+        <w:gridCol w:w="1750"/>
+        <w:gridCol w:w="2500"/>
+        <w:gridCol w:w="2200"/>
+        <w:gridCol w:w="3054"/>
       </w:tblGrid>
       <w:tr>
         <w:trPr>
           <w:cantSplit/>
-          <w:trHeight w:val="320" w:hRule="atLeast"/>
+          <w:trHeight w:val="300" w:hRule="atLeast"/>
         </w:trPr>
         <w:tc>
           <w:tcPr>
-            <w:tcW w:w="2000" w:type="dxa"/>
+            <w:tcW w:w="1750" w:type="dxa"/>
+            <w:vAlign w:val="center"/>
+          </w:tcPr>
+          <w:p>
+            <w:pPr>
+              <w:pStyle w:val="Heading2"/>
+              <w:spacing w:before="0" w:after="0" w:line="240" w:lineRule="auto"/>
+            </w:pPr>
+            <w:r>
+              <w:rPr>
+                <w:rFonts w:ascii="Avenir Next" w:hAnsi="Avenir Next" w:cs="Avenir Next" w:eastAsia="Avenir Next"/>
+                <w:b/>
+                <w:color w:val="003A70"/>
+                <w:spacing w:val="12"/>
+                <w:sz w:val="15"/>
+                <w:szCs w:val="15"/>
+              </w:rPr>
+              <w:t xml:space="preserve">CHECK YOURSELF</w:t>
+            </w:r>
+          </w:p>
+        </w:tc>
+        <w:tc>
+          <w:tcPr>
+            <w:tcW w:w="2500" w:type="dxa"/>
             <w:vAlign w:val="center"/>
           </w:tcPr>
           <w:p>
@@ -3559,20 +3603,27 @@
             </w:pPr>
             <w:r>
               <w:rPr>
-                <w:rFonts w:ascii="Avenir Next" w:hAnsi="Avenir Next" w:cs="Avenir Next" w:eastAsia="Avenir Next"/>
-                <w:b/>
-                <w:color w:val="003A70"/>
-                <w:spacing w:val="12"/>
-                <w:sz w:val="15"/>
-                <w:szCs w:val="15"/>
-              </w:rPr>
-              <w:t xml:space="preserve">CHECK YOURSELF</w:t>
+                <w:rFonts w:ascii="Arial" w:hAnsi="Arial" w:cs="Arial" w:eastAsia="Arial"/>
+                <w:color w:val="1A1A1A"/>
+                <w:sz w:val="20"/>
+                <w:szCs w:val="20"/>
+              </w:rPr>
+              <w:t xml:space="preserve">□</w:t>
+            </w:r>
+            <w:r>
+              <w:rPr>
+                <w:rFonts w:ascii="Avenir Next" w:hAnsi="Avenir Next" w:cs="Avenir Next" w:eastAsia="Avenir Next"/>
+                <w:color w:val="1A1A1A"/>
+                <w:sz w:val="17"/>
+                <w:szCs w:val="17"/>
+              </w:rPr>
+              <w:t xml:space="preserve">  I can do this on my own</w:t>
             </w:r>
           </w:p>
         </w:tc>
         <w:tc>
           <w:tcPr>
-            <w:tcW w:w="2300" w:type="dxa"/>
+            <w:tcW w:w="2200" w:type="dxa"/>
             <w:vAlign w:val="center"/>
           </w:tcPr>
           <w:p>
@@ -3583,8 +3634,8 @@
               <w:rPr>
                 <w:rFonts w:ascii="Arial" w:hAnsi="Arial" w:cs="Arial" w:eastAsia="Arial"/>
                 <w:color w:val="1A1A1A"/>
-                <w:sz w:val="24"/>
-                <w:szCs w:val="24"/>
+                <w:sz w:val="20"/>
+                <w:szCs w:val="20"/>
               </w:rPr>
               <w:t xml:space="preserve">□</w:t>
             </w:r>
@@ -3595,13 +3646,13 @@
                 <w:sz w:val="17"/>
                 <w:szCs w:val="17"/>
               </w:rPr>
-              <w:t xml:space="preserve">  I can do this on my own</w:t>
+              <w:t xml:space="preserve">  I need a little help</w:t>
             </w:r>
           </w:p>
         </w:tc>
         <w:tc>
           <w:tcPr>
-            <w:tcW w:w="2100" w:type="dxa"/>
+            <w:tcW w:w="3054" w:type="dxa"/>
             <w:vAlign w:val="center"/>
           </w:tcPr>
           <w:p>
@@ -3612,37 +3663,8 @@
               <w:rPr>
                 <w:rFonts w:ascii="Arial" w:hAnsi="Arial" w:cs="Arial" w:eastAsia="Arial"/>
                 <w:color w:val="1A1A1A"/>
-                <w:sz w:val="24"/>
-                <w:szCs w:val="24"/>
-              </w:rPr>
-              <w:t xml:space="preserve">□</w:t>
-            </w:r>
-            <w:r>
-              <w:rPr>
-                <w:rFonts w:ascii="Avenir Next" w:hAnsi="Avenir Next" w:cs="Avenir Next" w:eastAsia="Avenir Next"/>
-                <w:color w:val="1A1A1A"/>
-                <w:sz w:val="17"/>
-                <w:szCs w:val="17"/>
-              </w:rPr>
-              <w:t xml:space="preserve">  I need a little help</w:t>
-            </w:r>
-          </w:p>
-        </w:tc>
-        <w:tc>
-          <w:tcPr>
-            <w:tcW w:w="3104" w:type="dxa"/>
-            <w:vAlign w:val="center"/>
-          </w:tcPr>
-          <w:p>
-            <w:pPr>
-              <w:spacing w:before="0" w:after="0" w:line="240" w:lineRule="auto"/>
-            </w:pPr>
-            <w:r>
-              <w:rPr>
-                <w:rFonts w:ascii="Arial" w:hAnsi="Arial" w:cs="Arial" w:eastAsia="Arial"/>
-                <w:color w:val="1A1A1A"/>
-                <w:sz w:val="24"/>
-                <w:szCs w:val="24"/>
+                <w:sz w:val="20"/>
+                <w:szCs w:val="20"/>
               </w:rPr>
               <w:t xml:space="preserve">□</w:t>
             </w:r>
@@ -3677,7 +3699,7 @@
     <w:sectPr>
       <w:footerReference w:type="default" r:id="rIdFooter1"/>
       <w:pgSz w:w="12240" w:h="15840"/>
-      <w:pgMar w:top="893" w:right="1224" w:bottom="835" w:left="1512" w:header="432" w:footer="432" w:gutter="0"/>
+      <w:pgMar w:top="780" w:right="1224" w:bottom="760" w:left="1512" w:header="432" w:footer="432" w:gutter="0"/>
       <w:cols w:space="720"/>
     </w:sectPr>
   </w:body>
@@ -3757,7 +3779,106 @@
               <w:sz w:val="15"/>
               <w:szCs w:val="15"/>
             </w:rPr>
-            <w:t xml:space="preserve">Lesson 2-9  ·  Session 1  ·  Prerequisite Practice A</w:t>
+            <w:t xml:space="preserve">2-9 · Page </w:t>
+          </w:r>
+          <w:r>
+            <w:rPr>
+              <w:rFonts w:ascii="Avenir Next" w:hAnsi="Avenir Next" w:cs="Avenir Next" w:eastAsia="Avenir Next"/>
+              <w:color w:val="5A5F66"/>
+              <w:sz w:val="15"/>
+              <w:szCs w:val="15"/>
+            </w:rPr>
+            <w:fldChar w:fldCharType="begin"/>
+          </w:r>
+          <w:r>
+            <w:rPr>
+              <w:rFonts w:ascii="Avenir Next" w:hAnsi="Avenir Next" w:cs="Avenir Next" w:eastAsia="Avenir Next"/>
+              <w:color w:val="5A5F66"/>
+              <w:sz w:val="15"/>
+              <w:szCs w:val="15"/>
+            </w:rPr>
+            <w:instrText xml:space="preserve"> PAGE </w:instrText>
+          </w:r>
+          <w:r>
+            <w:rPr>
+              <w:rFonts w:ascii="Avenir Next" w:hAnsi="Avenir Next" w:cs="Avenir Next" w:eastAsia="Avenir Next"/>
+              <w:color w:val="5A5F66"/>
+              <w:sz w:val="15"/>
+              <w:szCs w:val="15"/>
+            </w:rPr>
+            <w:fldChar w:fldCharType="separate"/>
+          </w:r>
+          <w:r>
+            <w:rPr>
+              <w:rFonts w:ascii="Avenir Next" w:hAnsi="Avenir Next" w:cs="Avenir Next" w:eastAsia="Avenir Next"/>
+              <w:color w:val="5A5F66"/>
+              <w:sz w:val="15"/>
+              <w:szCs w:val="15"/>
+            </w:rPr>
+            <w:t xml:space="preserve">1</w:t>
+          </w:r>
+          <w:r>
+            <w:rPr>
+              <w:rFonts w:ascii="Avenir Next" w:hAnsi="Avenir Next" w:cs="Avenir Next" w:eastAsia="Avenir Next"/>
+              <w:color w:val="5A5F66"/>
+              <w:sz w:val="15"/>
+              <w:szCs w:val="15"/>
+            </w:rPr>
+            <w:fldChar w:fldCharType="end"/>
+          </w:r>
+          <w:r>
+            <w:rPr>
+              <w:rFonts w:ascii="Avenir Next" w:hAnsi="Avenir Next" w:cs="Avenir Next" w:eastAsia="Avenir Next"/>
+              <w:color w:val="5A5F66"/>
+              <w:sz w:val="15"/>
+              <w:szCs w:val="15"/>
+            </w:rPr>
+            <w:t xml:space="preserve"> of </w:t>
+          </w:r>
+          <w:r>
+            <w:rPr>
+              <w:rFonts w:ascii="Avenir Next" w:hAnsi="Avenir Next" w:cs="Avenir Next" w:eastAsia="Avenir Next"/>
+              <w:color w:val="5A5F66"/>
+              <w:sz w:val="15"/>
+              <w:szCs w:val="15"/>
+            </w:rPr>
+            <w:fldChar w:fldCharType="begin"/>
+          </w:r>
+          <w:r>
+            <w:rPr>
+              <w:rFonts w:ascii="Avenir Next" w:hAnsi="Avenir Next" w:cs="Avenir Next" w:eastAsia="Avenir Next"/>
+              <w:color w:val="5A5F66"/>
+              <w:sz w:val="15"/>
+              <w:szCs w:val="15"/>
+            </w:rPr>
+            <w:instrText xml:space="preserve"> NUMPAGES </w:instrText>
+          </w:r>
+          <w:r>
+            <w:rPr>
+              <w:rFonts w:ascii="Avenir Next" w:hAnsi="Avenir Next" w:cs="Avenir Next" w:eastAsia="Avenir Next"/>
+              <w:color w:val="5A5F66"/>
+              <w:sz w:val="15"/>
+              <w:szCs w:val="15"/>
+            </w:rPr>
+            <w:fldChar w:fldCharType="separate"/>
+          </w:r>
+          <w:r>
+            <w:rPr>
+              <w:rFonts w:ascii="Avenir Next" w:hAnsi="Avenir Next" w:cs="Avenir Next" w:eastAsia="Avenir Next"/>
+              <w:color w:val="5A5F66"/>
+              <w:sz w:val="15"/>
+              <w:szCs w:val="15"/>
+            </w:rPr>
+            <w:t xml:space="preserve">1</w:t>
+          </w:r>
+          <w:r>
+            <w:rPr>
+              <w:rFonts w:ascii="Avenir Next" w:hAnsi="Avenir Next" w:cs="Avenir Next" w:eastAsia="Avenir Next"/>
+              <w:color w:val="5A5F66"/>
+              <w:sz w:val="15"/>
+              <w:szCs w:val="15"/>
+            </w:rPr>
+            <w:fldChar w:fldCharType="end"/>
           </w:r>
         </w:p>
       </w:tc>
@@ -3800,5 +3921,23 @@
       </w:tblCellMar>
     </w:tblPr>
   </w:style>
+  <w:style w:type="paragraph" w:styleId="Heading1">
+    <w:name w:val="heading 1"/>
+    <w:basedOn w:val="Normal"/>
+    <w:pPr>
+      <w:outlineLvl w:val="0"/>
+      <w:keepNext w:val="0"/>
+      <w:keepLines w:val="0"/>
+    </w:pPr>
+  </w:style>
+  <w:style w:type="paragraph" w:styleId="Heading2">
+    <w:name w:val="heading 2"/>
+    <w:basedOn w:val="Normal"/>
+    <w:pPr>
+      <w:outlineLvl w:val="1"/>
+      <w:keepNext w:val="0"/>
+      <w:keepLines w:val="0"/>
+    </w:pPr>
+  </w:style>
 </w:styles>
 </file>